--- a/Đánh giá kết quả.docx
+++ b/Đánh giá kết quả.docx
@@ -2,17 +2,38 @@
 <file path=word/document.xml><?xml version="1.0" encoding="utf-8"?>
 <w:document xmlns:wpc="http://schemas.microsoft.com/office/word/2010/wordprocessingCanvas" xmlns:cx="http://schemas.microsoft.com/office/drawing/2014/chartex" xmlns:cx1="http://schemas.microsoft.com/office/drawing/2015/9/8/chartex" xmlns:mc="http://schemas.openxmlformats.org/markup-compatibility/2006" xmlns:o="urn:schemas-microsoft-com:office:office" xmlns:r="http://schemas.openxmlformats.org/officeDocument/2006/relationships" xmlns:m="http://schemas.openxmlformats.org/officeDocument/2006/math" xmlns:v="urn:schemas-microsoft-com:vml" xmlns:wp14="http://schemas.microsoft.com/office/word/2010/wordprocessingDrawing" xmlns:wp="http://schemas.openxmlformats.org/drawingml/2006/wordprocessingDrawing" xmlns:w10="urn:schemas-microsoft-com:office:word" xmlns:w="http://schemas.openxmlformats.org/wordprocessingml/2006/main" xmlns:w14="http://schemas.microsoft.com/office/word/2010/wordml" xmlns:w15="http://schemas.microsoft.com/office/word/2012/wordml" xmlns:w16se="http://schemas.microsoft.com/office/word/2015/wordml/symex" xmlns:wpg="http://schemas.microsoft.com/office/word/2010/wordprocessingGroup" xmlns:wpi="http://schemas.microsoft.com/office/word/2010/wordprocessingInk" xmlns:wne="http://schemas.microsoft.com/office/word/2006/wordml" xmlns:wps="http://schemas.microsoft.com/office/word/2010/wordprocessingShape" mc:Ignorable="w14 w15 w16se wp14">
   <w:body>
-    <w:p/>
-    <w:p>
-      <w:r>
-        <w:rPr>
-          <w:noProof/>
+    <w:p>
+      <w:pPr>
+        <w:rPr>
+          <w:rFonts w:ascii="Times New Roman" w:hAnsi="Times New Roman" w:cs="Times New Roman"/>
+          <w:sz w:val="40"/>
+          <w:szCs w:val="40"/>
+        </w:rPr>
+      </w:pPr>
+      <w:r>
+        <w:rPr>
+          <w:rFonts w:ascii="Times New Roman" w:hAnsi="Times New Roman" w:cs="Times New Roman"/>
+          <w:sz w:val="40"/>
+          <w:szCs w:val="40"/>
+        </w:rPr>
+        <w:t>Nhận xét các giá trị Interval qua từng chu kỳ X</w:t>
+      </w:r>
+    </w:p>
+    <w:p>
+      <w:pPr>
+        <w:rPr>
+          <w:rFonts w:ascii="Times New Roman" w:hAnsi="Times New Roman" w:cs="Times New Roman"/>
+        </w:rPr>
+      </w:pPr>
+      <w:r>
+        <w:rPr>
+          <w:rFonts w:ascii="Times New Roman" w:hAnsi="Times New Roman" w:cs="Times New Roman"/>
         </w:rPr>
         <w:drawing>
-          <wp:inline distT="0" distB="0" distL="0" distR="0">
-            <wp:extent cx="5925820" cy="3171190"/>
-            <wp:effectExtent l="0" t="0" r="0" b="0"/>
-            <wp:docPr id="2" name="Picture 2"/>
+          <wp:inline distT="0" distB="0" distL="0" distR="0" wp14:anchorId="198089FB" wp14:editId="383DE9C0">
+            <wp:extent cx="5534797" cy="4277322"/>
+            <wp:effectExtent l="0" t="0" r="0" b="9525"/>
+            <wp:docPr id="1" name="Picture 1"/>
             <wp:cNvGraphicFramePr>
               <a:graphicFrameLocks xmlns:a="http://schemas.openxmlformats.org/drawingml/2006/main" noChangeAspect="1"/>
             </wp:cNvGraphicFramePr>
@@ -20,36 +41,23 @@
               <a:graphicData uri="http://schemas.openxmlformats.org/drawingml/2006/picture">
                 <pic:pic xmlns:pic="http://schemas.openxmlformats.org/drawingml/2006/picture">
                   <pic:nvPicPr>
-                    <pic:cNvPr id="0" name="Picture 1"/>
-                    <pic:cNvPicPr>
-                      <a:picLocks noChangeAspect="1" noChangeArrowheads="1"/>
-                    </pic:cNvPicPr>
+                    <pic:cNvPr id="1" name=""/>
+                    <pic:cNvPicPr/>
                   </pic:nvPicPr>
                   <pic:blipFill>
-                    <a:blip r:embed="rId4" cstate="print">
-                      <a:extLst>
-                        <a:ext uri="{28A0092B-C50C-407E-A947-70E740481C1C}">
-                          <a14:useLocalDpi xmlns:a14="http://schemas.microsoft.com/office/drawing/2010/main" val="0"/>
-                        </a:ext>
-                      </a:extLst>
-                    </a:blip>
-                    <a:srcRect/>
+                    <a:blip r:embed="rId4"/>
                     <a:stretch>
                       <a:fillRect/>
                     </a:stretch>
                   </pic:blipFill>
-                  <pic:spPr bwMode="auto">
+                  <pic:spPr>
                     <a:xfrm>
                       <a:off x="0" y="0"/>
-                      <a:ext cx="5925820" cy="3171190"/>
+                      <a:ext cx="5534797" cy="4277322"/>
                     </a:xfrm>
                     <a:prstGeom prst="rect">
                       <a:avLst/>
                     </a:prstGeom>
-                    <a:noFill/>
-                    <a:ln>
-                      <a:noFill/>
-                    </a:ln>
                   </pic:spPr>
                 </pic:pic>
               </a:graphicData>
@@ -59,105 +67,533 @@
       </w:r>
     </w:p>
     <w:p>
-      <w:r>
-        <w:rPr>
+      <w:pPr>
+        <w:jc w:val="center"/>
+        <w:rPr>
+          <w:rFonts w:ascii="Times New Roman" w:hAnsi="Times New Roman" w:cs="Times New Roman"/>
+        </w:rPr>
+      </w:pPr>
+      <w:r>
+        <w:rPr>
+          <w:rFonts w:ascii="Times New Roman" w:hAnsi="Times New Roman" w:cs="Times New Roman"/>
+        </w:rPr>
+        <w:t>Biểu đồ giá trị Interval với chu kỳ X = 10^6(ns)</w:t>
+      </w:r>
+    </w:p>
+    <w:p>
+      <w:pPr>
+        <w:rPr>
+          <w:rFonts w:ascii="Times New Roman" w:hAnsi="Times New Roman" w:cs="Times New Roman"/>
+        </w:rPr>
+      </w:pPr>
+      <w:r>
+        <w:rPr>
+          <w:rFonts w:ascii="Times New Roman" w:hAnsi="Times New Roman" w:cs="Times New Roman"/>
+        </w:rPr>
+        <w:t>Đánh giá:</w:t>
+      </w:r>
+      <w:r>
+        <w:rPr>
+          <w:rFonts w:ascii="Times New Roman" w:hAnsi="Times New Roman" w:cs="Times New Roman"/>
+        </w:rPr>
+        <w:t xml:space="preserve"> </w:t>
+      </w:r>
+    </w:p>
+    <w:p>
+      <w:pPr>
+        <w:rPr>
+          <w:rFonts w:ascii="Times New Roman" w:hAnsi="Times New Roman" w:cs="Times New Roman"/>
+        </w:rPr>
+      </w:pPr>
+      <w:r>
+        <w:rPr>
+          <w:rFonts w:ascii="Times New Roman" w:hAnsi="Times New Roman" w:cs="Times New Roman"/>
+        </w:rPr>
+        <w:t>- Các giá trị interval chủ yếu có giá trị trong khoảng từ 10^6(ns) đến 1.2x10^6(ns). Tức là sai số khoảng 20% so với lý thuyết. Đồng thời có khá nhiều giá trị Spike đạt đỉnh giá trị khoảng 2x10^6(ns) thậm chỉ có spike đạt tận 4x10^6(ns). Nhìn vào đồ thị ta cũng nhận xét được các giá trị interval không được ổn định và mượt mà, đồ thị khá nhấp nhô.</w:t>
+      </w:r>
+    </w:p>
+    <w:p>
+      <w:pPr>
+        <w:rPr>
+          <w:rFonts w:ascii="Times New Roman" w:hAnsi="Times New Roman" w:cs="Times New Roman"/>
+        </w:rPr>
+      </w:pPr>
+      <w:r>
+        <w:rPr>
+          <w:rFonts w:ascii="Times New Roman" w:hAnsi="Times New Roman" w:cs="Times New Roman"/>
+        </w:rPr>
+        <w:drawing>
+          <wp:inline distT="0" distB="0" distL="0" distR="0" wp14:anchorId="16718CF8" wp14:editId="638E20A4">
+            <wp:extent cx="5706271" cy="4286848"/>
+            <wp:effectExtent l="0" t="0" r="8890" b="0"/>
+            <wp:docPr id="3" name="Picture 3"/>
+            <wp:cNvGraphicFramePr>
+              <a:graphicFrameLocks xmlns:a="http://schemas.openxmlformats.org/drawingml/2006/main" noChangeAspect="1"/>
+            </wp:cNvGraphicFramePr>
+            <a:graphic xmlns:a="http://schemas.openxmlformats.org/drawingml/2006/main">
+              <a:graphicData uri="http://schemas.openxmlformats.org/drawingml/2006/picture">
+                <pic:pic xmlns:pic="http://schemas.openxmlformats.org/drawingml/2006/picture">
+                  <pic:nvPicPr>
+                    <pic:cNvPr id="1" name=""/>
+                    <pic:cNvPicPr/>
+                  </pic:nvPicPr>
+                  <pic:blipFill>
+                    <a:blip r:embed="rId5"/>
+                    <a:stretch>
+                      <a:fillRect/>
+                    </a:stretch>
+                  </pic:blipFill>
+                  <pic:spPr>
+                    <a:xfrm>
+                      <a:off x="0" y="0"/>
+                      <a:ext cx="5706271" cy="4286848"/>
+                    </a:xfrm>
+                    <a:prstGeom prst="rect">
+                      <a:avLst/>
+                    </a:prstGeom>
+                  </pic:spPr>
+                </pic:pic>
+              </a:graphicData>
+            </a:graphic>
+          </wp:inline>
+        </w:drawing>
+      </w:r>
+    </w:p>
+    <w:p>
+      <w:pPr>
+        <w:jc w:val="center"/>
+        <w:rPr>
+          <w:rFonts w:ascii="Times New Roman" w:hAnsi="Times New Roman" w:cs="Times New Roman"/>
+        </w:rPr>
+      </w:pPr>
+      <w:r>
+        <w:rPr>
+          <w:rFonts w:ascii="Times New Roman" w:hAnsi="Times New Roman" w:cs="Times New Roman"/>
+        </w:rPr>
+        <w:t>Biểu đồ giá trị Interval với chu kỳ</w:t>
+      </w:r>
+      <w:r>
+        <w:rPr>
+          <w:rFonts w:ascii="Times New Roman" w:hAnsi="Times New Roman" w:cs="Times New Roman"/>
+        </w:rPr>
+        <w:t xml:space="preserve"> X = 10^5</w:t>
+      </w:r>
+      <w:r>
+        <w:rPr>
+          <w:rFonts w:ascii="Times New Roman" w:hAnsi="Times New Roman" w:cs="Times New Roman"/>
+        </w:rPr>
+        <w:t>(ns)</w:t>
+      </w:r>
+    </w:p>
+    <w:p>
+      <w:pPr>
+        <w:rPr>
+          <w:rFonts w:ascii="Times New Roman" w:hAnsi="Times New Roman" w:cs="Times New Roman"/>
+        </w:rPr>
+      </w:pPr>
+    </w:p>
+    <w:p>
+      <w:pPr>
+        <w:rPr>
+          <w:rFonts w:ascii="Times New Roman" w:hAnsi="Times New Roman" w:cs="Times New Roman"/>
+        </w:rPr>
+      </w:pPr>
+      <w:r>
+        <w:rPr>
+          <w:rFonts w:ascii="Times New Roman" w:hAnsi="Times New Roman" w:cs="Times New Roman"/>
+        </w:rPr>
+        <w:t>Đánh giá:</w:t>
+      </w:r>
+      <w:r>
+        <w:rPr>
+          <w:rFonts w:ascii="Times New Roman" w:hAnsi="Times New Roman" w:cs="Times New Roman"/>
+        </w:rPr>
+        <w:t xml:space="preserve"> Nhìn vào đồ thị ta nhận thấy có 2 khoảng giá trị phổ biến đó là </w:t>
+      </w:r>
+      <w:r>
+        <w:rPr>
+          <w:rFonts w:ascii="Times New Roman" w:hAnsi="Times New Roman" w:cs="Times New Roman"/>
+        </w:rPr>
+        <w:t xml:space="preserve">đỉnh </w:t>
+      </w:r>
+      <w:r>
+        <w:rPr>
+          <w:rFonts w:ascii="Times New Roman" w:hAnsi="Times New Roman" w:cs="Times New Roman"/>
+        </w:rPr>
+        <w:t xml:space="preserve">1.2x10^6(ns) và </w:t>
+      </w:r>
+      <w:r>
+        <w:rPr>
+          <w:rFonts w:ascii="Times New Roman" w:hAnsi="Times New Roman" w:cs="Times New Roman"/>
+        </w:rPr>
+        <w:t xml:space="preserve">đáy 0.4x10^6(ns). Đồng thời các giá trị đỉnh </w:t>
+      </w:r>
+      <w:r>
+        <w:rPr>
+          <w:rFonts w:ascii="Times New Roman" w:hAnsi="Times New Roman" w:cs="Times New Roman"/>
+        </w:rPr>
+        <w:t>1.2x10^6(ns)</w:t>
+      </w:r>
+      <w:r>
+        <w:rPr>
+          <w:rFonts w:ascii="Times New Roman" w:hAnsi="Times New Roman" w:cs="Times New Roman"/>
+        </w:rPr>
+        <w:t xml:space="preserve"> chiếm phần đa giá trị. Từ đó cho thấy với chu kỳ </w:t>
+      </w:r>
+      <w:r>
+        <w:rPr>
+          <w:rFonts w:ascii="Times New Roman" w:hAnsi="Times New Roman" w:cs="Times New Roman"/>
+        </w:rPr>
+        <w:br/>
+        <w:t>X = 10^5(ns) thì giá trị các interval không khớp chút nào. Tuy nhiên các giá trị đỉnh và đáy khá ổn định.</w:t>
+      </w:r>
+    </w:p>
+    <w:p>
+      <w:pPr>
+        <w:rPr>
+          <w:rFonts w:ascii="Times New Roman" w:hAnsi="Times New Roman" w:cs="Times New Roman"/>
+        </w:rPr>
+      </w:pPr>
+      <w:r>
+        <w:rPr>
+          <w:rFonts w:ascii="Times New Roman" w:hAnsi="Times New Roman" w:cs="Times New Roman"/>
+        </w:rPr>
+        <w:drawing>
+          <wp:inline distT="0" distB="0" distL="0" distR="0" wp14:anchorId="2948EE8B" wp14:editId="5B9D5291">
+            <wp:extent cx="5572903" cy="4220164"/>
+            <wp:effectExtent l="0" t="0" r="8890" b="9525"/>
+            <wp:docPr id="4" name="Picture 4"/>
+            <wp:cNvGraphicFramePr>
+              <a:graphicFrameLocks xmlns:a="http://schemas.openxmlformats.org/drawingml/2006/main" noChangeAspect="1"/>
+            </wp:cNvGraphicFramePr>
+            <a:graphic xmlns:a="http://schemas.openxmlformats.org/drawingml/2006/main">
+              <a:graphicData uri="http://schemas.openxmlformats.org/drawingml/2006/picture">
+                <pic:pic xmlns:pic="http://schemas.openxmlformats.org/drawingml/2006/picture">
+                  <pic:nvPicPr>
+                    <pic:cNvPr id="1" name=""/>
+                    <pic:cNvPicPr/>
+                  </pic:nvPicPr>
+                  <pic:blipFill>
+                    <a:blip r:embed="rId6"/>
+                    <a:stretch>
+                      <a:fillRect/>
+                    </a:stretch>
+                  </pic:blipFill>
+                  <pic:spPr>
+                    <a:xfrm>
+                      <a:off x="0" y="0"/>
+                      <a:ext cx="5572903" cy="4220164"/>
+                    </a:xfrm>
+                    <a:prstGeom prst="rect">
+                      <a:avLst/>
+                    </a:prstGeom>
+                  </pic:spPr>
+                </pic:pic>
+              </a:graphicData>
+            </a:graphic>
+          </wp:inline>
+        </w:drawing>
+      </w:r>
+    </w:p>
+    <w:p>
+      <w:pPr>
+        <w:jc w:val="center"/>
+        <w:rPr>
+          <w:rFonts w:ascii="Times New Roman" w:hAnsi="Times New Roman" w:cs="Times New Roman"/>
+        </w:rPr>
+      </w:pPr>
+      <w:r>
+        <w:rPr>
+          <w:rFonts w:ascii="Times New Roman" w:hAnsi="Times New Roman" w:cs="Times New Roman"/>
+        </w:rPr>
+        <w:t>Biểu đồ giá trị Interval với chu kỳ</w:t>
+      </w:r>
+      <w:r>
+        <w:rPr>
+          <w:rFonts w:ascii="Times New Roman" w:hAnsi="Times New Roman" w:cs="Times New Roman"/>
+        </w:rPr>
+        <w:t xml:space="preserve"> X = 10^4</w:t>
+      </w:r>
+      <w:r>
+        <w:rPr>
+          <w:rFonts w:ascii="Times New Roman" w:hAnsi="Times New Roman" w:cs="Times New Roman"/>
+        </w:rPr>
+        <w:t>(ns)</w:t>
+      </w:r>
+    </w:p>
+    <w:p>
+      <w:pPr>
+        <w:rPr>
+          <w:rFonts w:ascii="Times New Roman" w:hAnsi="Times New Roman" w:cs="Times New Roman"/>
+        </w:rPr>
+      </w:pPr>
+      <w:r>
+        <w:rPr>
+          <w:rFonts w:ascii="Times New Roman" w:hAnsi="Times New Roman" w:cs="Times New Roman"/>
+        </w:rPr>
+        <w:t>Đánh giá:</w:t>
+      </w:r>
+      <w:r>
+        <w:rPr>
+          <w:rFonts w:ascii="Times New Roman" w:hAnsi="Times New Roman" w:cs="Times New Roman"/>
+        </w:rPr>
+        <w:t xml:space="preserve"> Nhìn vào đồ thị ta nhận thấy ngay các giá trị của interval khá ổn định và đạt giá trị 1.2x10^6(ns), mặc dù có một đáy với giá trị 0.3x10^6(ns) và có 1 spike cao 3.8x10^6(ns). Nhưng nhìn chung biểu đồ giá trị interval khá ổn định.</w:t>
+      </w:r>
+    </w:p>
+    <w:p>
+      <w:pPr>
+        <w:rPr>
+          <w:rFonts w:ascii="Times New Roman" w:hAnsi="Times New Roman" w:cs="Times New Roman"/>
+        </w:rPr>
+      </w:pPr>
+      <w:r>
+        <w:rPr>
+          <w:rFonts w:ascii="Times New Roman" w:hAnsi="Times New Roman" w:cs="Times New Roman"/>
+        </w:rPr>
+        <w:drawing>
+          <wp:inline distT="0" distB="0" distL="0" distR="0" wp14:anchorId="3AC46960" wp14:editId="15306C37">
+            <wp:extent cx="5563376" cy="4258269"/>
+            <wp:effectExtent l="0" t="0" r="0" b="9525"/>
+            <wp:docPr id="5" name="Picture 5"/>
+            <wp:cNvGraphicFramePr>
+              <a:graphicFrameLocks xmlns:a="http://schemas.openxmlformats.org/drawingml/2006/main" noChangeAspect="1"/>
+            </wp:cNvGraphicFramePr>
+            <a:graphic xmlns:a="http://schemas.openxmlformats.org/drawingml/2006/main">
+              <a:graphicData uri="http://schemas.openxmlformats.org/drawingml/2006/picture">
+                <pic:pic xmlns:pic="http://schemas.openxmlformats.org/drawingml/2006/picture">
+                  <pic:nvPicPr>
+                    <pic:cNvPr id="1" name=""/>
+                    <pic:cNvPicPr/>
+                  </pic:nvPicPr>
+                  <pic:blipFill>
+                    <a:blip r:embed="rId7"/>
+                    <a:stretch>
+                      <a:fillRect/>
+                    </a:stretch>
+                  </pic:blipFill>
+                  <pic:spPr>
+                    <a:xfrm>
+                      <a:off x="0" y="0"/>
+                      <a:ext cx="5563376" cy="4258269"/>
+                    </a:xfrm>
+                    <a:prstGeom prst="rect">
+                      <a:avLst/>
+                    </a:prstGeom>
+                  </pic:spPr>
+                </pic:pic>
+              </a:graphicData>
+            </a:graphic>
+          </wp:inline>
+        </w:drawing>
+      </w:r>
+    </w:p>
+    <w:p>
+      <w:pPr>
+        <w:jc w:val="center"/>
+        <w:rPr>
+          <w:rFonts w:ascii="Times New Roman" w:hAnsi="Times New Roman" w:cs="Times New Roman"/>
+        </w:rPr>
+      </w:pPr>
+      <w:r>
+        <w:rPr>
+          <w:rFonts w:ascii="Times New Roman" w:hAnsi="Times New Roman" w:cs="Times New Roman"/>
+        </w:rPr>
+        <w:t>Biểu đồ giá trị Interval với chu kỳ</w:t>
+      </w:r>
+      <w:r>
+        <w:rPr>
+          <w:rFonts w:ascii="Times New Roman" w:hAnsi="Times New Roman" w:cs="Times New Roman"/>
+        </w:rPr>
+        <w:t xml:space="preserve"> X = 10^3</w:t>
+      </w:r>
+      <w:r>
+        <w:rPr>
+          <w:rFonts w:ascii="Times New Roman" w:hAnsi="Times New Roman" w:cs="Times New Roman"/>
+        </w:rPr>
+        <w:t>(ns)</w:t>
+      </w:r>
+    </w:p>
+    <w:p>
+      <w:pPr>
+        <w:rPr>
+          <w:rFonts w:ascii="Times New Roman" w:hAnsi="Times New Roman" w:cs="Times New Roman"/>
+        </w:rPr>
+      </w:pPr>
+    </w:p>
+    <w:p>
+      <w:pPr>
+        <w:rPr>
+          <w:rFonts w:ascii="Times New Roman" w:hAnsi="Times New Roman" w:cs="Times New Roman"/>
+        </w:rPr>
+      </w:pPr>
+      <w:r>
+        <w:rPr>
+          <w:rFonts w:ascii="Times New Roman" w:hAnsi="Times New Roman" w:cs="Times New Roman"/>
+        </w:rPr>
+        <w:t>Đánh giá:</w:t>
+      </w:r>
+      <w:r>
+        <w:rPr>
+          <w:rFonts w:ascii="Times New Roman" w:hAnsi="Times New Roman" w:cs="Times New Roman"/>
+        </w:rPr>
+        <w:t xml:space="preserve"> Đồ thị ổn định tốt, cho giá trị interval ổn định nhiều ở khoảng 1.2x10^6(ns).</w:t>
+      </w:r>
+    </w:p>
+    <w:p>
+      <w:pPr>
+        <w:rPr>
+          <w:rFonts w:ascii="Times New Roman" w:hAnsi="Times New Roman" w:cs="Times New Roman"/>
+        </w:rPr>
+      </w:pPr>
+      <w:r>
+        <w:rPr>
+          <w:rFonts w:ascii="Times New Roman" w:hAnsi="Times New Roman" w:cs="Times New Roman"/>
+        </w:rPr>
+        <w:drawing>
+          <wp:inline distT="0" distB="0" distL="0" distR="0" wp14:anchorId="3F2CCB8D" wp14:editId="3D7AF259">
+            <wp:extent cx="5649113" cy="4467849"/>
+            <wp:effectExtent l="0" t="0" r="0" b="9525"/>
+            <wp:docPr id="6" name="Picture 6"/>
+            <wp:cNvGraphicFramePr>
+              <a:graphicFrameLocks xmlns:a="http://schemas.openxmlformats.org/drawingml/2006/main" noChangeAspect="1"/>
+            </wp:cNvGraphicFramePr>
+            <a:graphic xmlns:a="http://schemas.openxmlformats.org/drawingml/2006/main">
+              <a:graphicData uri="http://schemas.openxmlformats.org/drawingml/2006/picture">
+                <pic:pic xmlns:pic="http://schemas.openxmlformats.org/drawingml/2006/picture">
+                  <pic:nvPicPr>
+                    <pic:cNvPr id="1" name=""/>
+                    <pic:cNvPicPr/>
+                  </pic:nvPicPr>
+                  <pic:blipFill>
+                    <a:blip r:embed="rId8"/>
+                    <a:stretch>
+                      <a:fillRect/>
+                    </a:stretch>
+                  </pic:blipFill>
+                  <pic:spPr>
+                    <a:xfrm>
+                      <a:off x="0" y="0"/>
+                      <a:ext cx="5649113" cy="4467849"/>
+                    </a:xfrm>
+                    <a:prstGeom prst="rect">
+                      <a:avLst/>
+                    </a:prstGeom>
+                  </pic:spPr>
+                </pic:pic>
+              </a:graphicData>
+            </a:graphic>
+          </wp:inline>
+        </w:drawing>
+      </w:r>
+    </w:p>
+    <w:p>
+      <w:pPr>
+        <w:jc w:val="center"/>
+        <w:rPr>
+          <w:rFonts w:ascii="Times New Roman" w:hAnsi="Times New Roman" w:cs="Times New Roman"/>
+        </w:rPr>
+      </w:pPr>
+      <w:r>
+        <w:rPr>
+          <w:rFonts w:ascii="Times New Roman" w:hAnsi="Times New Roman" w:cs="Times New Roman"/>
+        </w:rPr>
+        <w:t>Biểu đồ giá trị Interval với chu kỳ</w:t>
+      </w:r>
+      <w:r>
+        <w:rPr>
+          <w:rFonts w:ascii="Times New Roman" w:hAnsi="Times New Roman" w:cs="Times New Roman"/>
+        </w:rPr>
+        <w:t xml:space="preserve"> X = 10^2</w:t>
+      </w:r>
+      <w:r>
+        <w:rPr>
+          <w:rFonts w:ascii="Times New Roman" w:hAnsi="Times New Roman" w:cs="Times New Roman"/>
+        </w:rPr>
+        <w:t>(ns)</w:t>
+      </w:r>
+    </w:p>
+    <w:p>
+      <w:pPr>
+        <w:rPr>
+          <w:rFonts w:ascii="Times New Roman" w:hAnsi="Times New Roman" w:cs="Times New Roman"/>
+        </w:rPr>
+      </w:pPr>
+      <w:r>
+        <w:rPr>
+          <w:rFonts w:ascii="Times New Roman" w:hAnsi="Times New Roman" w:cs="Times New Roman"/>
+        </w:rPr>
+        <w:t>Đánh giá:</w:t>
+      </w:r>
+      <w:r>
+        <w:rPr>
+          <w:rFonts w:ascii="Times New Roman" w:hAnsi="Times New Roman" w:cs="Times New Roman"/>
+        </w:rPr>
+        <w:t xml:space="preserve"> Đồ thị có sự ổn định giá trị interval cao, ít đáy và đỉnh vọt lên nhiều. Giá trị interval ổn định ở khoảng giá trị 1.2x10^6(ns)</w:t>
+      </w:r>
+    </w:p>
+    <w:p>
+      <w:pPr>
+        <w:rPr>
+          <w:rFonts w:ascii="Times New Roman" w:hAnsi="Times New Roman" w:cs="Times New Roman"/>
           <w:b/>
-        </w:rPr>
-        <w:t>Mục tiêu:</w:t>
-      </w:r>
-      <w:r>
-        <w:t xml:space="preserve"> Khảo sát khoảng thời gian thay đổi (Interval) của hệ thống sau mỗi chu kỳ X (ns) được thiết lập</w:t>
-      </w:r>
-    </w:p>
-    <w:p>
-      <w:pPr>
-        <w:rPr>
+          <w:sz w:val="28"/>
+          <w:szCs w:val="28"/>
+        </w:rPr>
+      </w:pPr>
+      <w:r>
+        <w:rPr>
+          <w:rFonts w:ascii="Times New Roman" w:hAnsi="Times New Roman" w:cs="Times New Roman"/>
           <w:b/>
-        </w:rPr>
-      </w:pPr>
-      <w:r>
-        <w:rPr>
-          <w:b/>
-        </w:rPr>
-        <w:t xml:space="preserve">Đánh giá tổng quan: </w:t>
-      </w:r>
-    </w:p>
-    <w:p>
-      <w:r>
-        <w:t xml:space="preserve">- </w:t>
-      </w:r>
-      <w:r>
-        <w:t xml:space="preserve">Biểu đồ cho thấy khoảng thời gian giữa những lần lấy mẫu (chu kỳ X) của hệ thống. Phần lớn các giá trị Interval(ns) này nằm trong khoảng từ 0 đến </w:t>
-      </w:r>
-      <w:r>
-        <w:t>10^6 (ns) tương đương khoảng từ 0 -&gt;1(ms).</w:t>
-      </w:r>
-    </w:p>
-    <w:p>
-      <w:r>
-        <w:t>- Khoảng thời gian đầu với chu kỳ X lấy mẫu đầu tiên là 10^6(ns), hệ thống có vẻ chưa được chạy ổn định nên có 1 số đỉnh Spike nhảy vọt lên 10^7(ns) ~ 10(ms)</w:t>
-      </w:r>
-      <w:r>
-        <w:t xml:space="preserve"> và các giá trị Interval khá cao lên tới 2x10^6(ns). Tuy nhiên thời gian sau thì hệ thống ổn định hơn nên các giá trị Interval này chủ yếu đạt 10^6(ns) tương đương với chu kỳ X được thiết lập.</w:t>
-      </w:r>
-    </w:p>
-    <w:p>
-      <w:r>
-        <w:t>=&gt; Hệ thống hoạt động khá đúng.</w:t>
-      </w:r>
-    </w:p>
-    <w:p>
-      <w:r>
-        <w:t xml:space="preserve">- </w:t>
-      </w:r>
-      <w:r>
-        <w:t xml:space="preserve">Các khoảng thay đổi chu kỳ X về sau lần lượt: </w:t>
-      </w:r>
-      <w:r>
-        <w:t>1000</w:t>
-      </w:r>
-      <w:r>
-        <w:t>00 ns, 10000 ns, 1000 ns, 100 ns cho thấy có nhiều giá trị Interval đỉnh đạt 10^6(ns) tức là tương đương với chu kỳ X được thiết lập lần đầu tiên. Điều này là không phù hợp cho việc lấy mẫu để tính Interval trong khoảng chu kỳ X đã được thay đổi nhỏ dần hơn.</w:t>
-      </w:r>
-    </w:p>
-    <w:p>
-      <w:r>
-        <w:t>=&gt; Hệ thống hoạt động chưa đúng về mặt lý thuyết khi mà các giá trị Interval phải có giá trị gần tương đương với chu kỳ X được thiết lập</w:t>
-      </w:r>
-    </w:p>
-    <w:p>
-      <w:r>
-        <w:t>- Tuy nhiên càng về sau các giá trị đỉnh Spike của chu kỳ X khi được thiết lập cuối cùng (X = 100ns) thì đã có sự suy giảm về các đỉnh Spike này nhiều và các giá trị của Interval đã đúng nhiều hơn với chu kỳ X.</w:t>
-      </w:r>
-    </w:p>
-    <w:p>
-      <w:r>
-        <w:t xml:space="preserve">Nhận xét: </w:t>
-      </w:r>
-    </w:p>
-    <w:p>
-      <w:r>
-        <w:t>- Hệ thống có vẻ ổn định nhất với chu kỳ được thiết lập là X = 10^6ns</w:t>
-      </w:r>
-    </w:p>
-    <w:p>
-      <w:r>
-        <w:t>- Với các chu kỳ X được thiết lập nhỏ hơn thì phần sai số khi tính toán Interval là nhiều</w:t>
-      </w:r>
-    </w:p>
-    <w:p>
-      <w:r>
-        <w:lastRenderedPageBreak/>
-        <w:t xml:space="preserve">- Nguyên nhân </w:t>
-      </w:r>
-      <w:r>
-        <w:t>gây ra việc tính toán không chính xác được các giá trị Interval theo chu kỳ X có thể là do việc hệ thống phải chạy song song các Thread nên việc xử lý real-time được các thread chưa đúng. Các Thread có thể bị delay I/O với file và việc xử lý chạy từng thread.</w:t>
+          <w:sz w:val="28"/>
+          <w:szCs w:val="28"/>
+        </w:rPr>
+        <w:t>Đánh giá chung:</w:t>
+      </w:r>
+    </w:p>
+    <w:p>
+      <w:pPr>
+        <w:rPr>
+          <w:rFonts w:ascii="Times New Roman" w:hAnsi="Times New Roman" w:cs="Times New Roman"/>
+          <w:sz w:val="28"/>
+          <w:szCs w:val="28"/>
+        </w:rPr>
+      </w:pPr>
+      <w:r>
+        <w:rPr>
+          <w:rFonts w:ascii="Times New Roman" w:hAnsi="Times New Roman" w:cs="Times New Roman"/>
+          <w:sz w:val="28"/>
+          <w:szCs w:val="28"/>
+        </w:rPr>
+        <w:t>- Với chu kỳ X càng nhỏ thì tính toán interval càng ổn định, tuy nhiên giá trị của interval lại dường như không phụ thuộc vào chu kỳ khi tính toán mà giữ giá trị ổn định ở 1.2x10^6(ns).</w:t>
+      </w:r>
+    </w:p>
+    <w:p>
+      <w:pPr>
+        <w:rPr>
+          <w:rFonts w:ascii="Times New Roman" w:hAnsi="Times New Roman" w:cs="Times New Roman"/>
+          <w:sz w:val="28"/>
+          <w:szCs w:val="28"/>
+        </w:rPr>
+      </w:pPr>
+      <w:r>
+        <w:rPr>
+          <w:rFonts w:ascii="Times New Roman" w:hAnsi="Times New Roman" w:cs="Times New Roman"/>
+          <w:sz w:val="28"/>
+          <w:szCs w:val="28"/>
+        </w:rPr>
+        <w:t xml:space="preserve">- Việc interval gần như giữ nguyên giá trị ở khoảng 1.2x10^6(ns) mà không phụ thuộc chu kỳ lấy mẫu, nguyên nhân </w:t>
       </w:r>
       <w:bookmarkStart w:id="0" w:name="_GoBack"/>
       <w:bookmarkEnd w:id="0"/>
-    </w:p>
-    <w:p/>
-    <w:p/>
+      <w:r>
+        <w:rPr>
+          <w:rFonts w:ascii="Times New Roman" w:hAnsi="Times New Roman" w:cs="Times New Roman"/>
+          <w:sz w:val="28"/>
+          <w:szCs w:val="28"/>
+        </w:rPr>
+        <w:t>có thể là do việc phân luồng, thuật toán xử lý thread của Linux làm cho việc chạy 3 thread chạy với thời gian xử lý cố định. Từ đó việc cập nhật interval theo thời gian hệ thống không có ích.</w:t>
+      </w:r>
+    </w:p>
     <w:sectPr>
       <w:pgSz w:w="12240" w:h="15840"/>
       <w:pgMar w:top="1440" w:right="1440" w:bottom="1440" w:left="1440" w:header="720" w:footer="720" w:gutter="0"/>
@@ -561,10 +997,12 @@
   <w:style w:type="paragraph" w:default="1" w:styleId="Normal">
     <w:name w:val="Normal"/>
     <w:qFormat/>
+    <w:rsid w:val="00255592"/>
   </w:style>
   <w:style w:type="character" w:default="1" w:styleId="DefaultParagraphFont">
     <w:name w:val="Default Paragraph Font"/>
     <w:uiPriority w:val="1"/>
+    <w:semiHidden/>
     <w:unhideWhenUsed/>
   </w:style>
   <w:style w:type="table" w:default="1" w:styleId="TableNormal">

--- a/Đánh giá kết quả.docx
+++ b/Đánh giá kết quả.docx
@@ -4,6 +4,7 @@
   <w:body>
     <w:p>
       <w:pPr>
+        <w:jc w:val="center"/>
         <w:rPr>
           <w:rFonts w:ascii="Times New Roman" w:hAnsi="Times New Roman" w:cs="Times New Roman"/>
           <w:sz w:val="40"/>
@@ -30,9 +31,9 @@
           <w:rFonts w:ascii="Times New Roman" w:hAnsi="Times New Roman" w:cs="Times New Roman"/>
         </w:rPr>
         <w:drawing>
-          <wp:inline distT="0" distB="0" distL="0" distR="0" wp14:anchorId="198089FB" wp14:editId="383DE9C0">
-            <wp:extent cx="5534797" cy="4277322"/>
-            <wp:effectExtent l="0" t="0" r="0" b="9525"/>
+          <wp:inline distT="0" distB="0" distL="0" distR="0" wp14:anchorId="2832C4AD" wp14:editId="731D6312">
+            <wp:extent cx="5123895" cy="4366260"/>
+            <wp:effectExtent l="0" t="0" r="635" b="0"/>
             <wp:docPr id="1" name="Picture 1"/>
             <wp:cNvGraphicFramePr>
               <a:graphicFrameLocks xmlns:a="http://schemas.openxmlformats.org/drawingml/2006/main" noChangeAspect="1"/>
@@ -53,7 +54,7 @@
                   <pic:spPr>
                     <a:xfrm>
                       <a:off x="0" y="0"/>
-                      <a:ext cx="5534797" cy="4277322"/>
+                      <a:ext cx="5142296" cy="4381940"/>
                     </a:xfrm>
                     <a:prstGeom prst="rect">
                       <a:avLst/>
@@ -109,24 +110,44 @@
         <w:rPr>
           <w:rFonts w:ascii="Times New Roman" w:hAnsi="Times New Roman" w:cs="Times New Roman"/>
         </w:rPr>
-        <w:t>- Các giá trị interval chủ yếu có giá trị trong khoảng từ 10^6(ns) đến 1.2x10^6(ns). Tức là sai số khoảng 20% so với lý thuyết. Đồng thời có khá nhiều giá trị Spike đạt đỉnh giá trị khoảng 2x10^6(ns) thậm chỉ có spike đạt tận 4x10^6(ns). Nhìn vào đồ thị ta cũng nhận xét được các giá trị interval không được ổn định và mượt mà, đồ thị khá nhấp nhô.</w:t>
-      </w:r>
-    </w:p>
-    <w:p>
-      <w:pPr>
-        <w:rPr>
-          <w:rFonts w:ascii="Times New Roman" w:hAnsi="Times New Roman" w:cs="Times New Roman"/>
-        </w:rPr>
-      </w:pPr>
-      <w:r>
-        <w:rPr>
-          <w:rFonts w:ascii="Times New Roman" w:hAnsi="Times New Roman" w:cs="Times New Roman"/>
-        </w:rPr>
+        <w:t xml:space="preserve">- </w:t>
+      </w:r>
+      <w:r>
+        <w:rPr>
+          <w:rFonts w:ascii="Times New Roman" w:hAnsi="Times New Roman" w:cs="Times New Roman"/>
+        </w:rPr>
+        <w:t>Biểu đồ cho thấy đã có gốc giá trị Interval đạt đúng 10^6(ns), tuy nhiên sai số vẫn xảy ra và có thể đạt tới giá trị 2x10^6(ns) và nhỏ hơn.</w:t>
+      </w:r>
+    </w:p>
+    <w:p>
+      <w:pPr>
+        <w:rPr>
+          <w:rFonts w:ascii="Times New Roman" w:hAnsi="Times New Roman" w:cs="Times New Roman"/>
+        </w:rPr>
+      </w:pPr>
+      <w:r>
+        <w:rPr>
+          <w:rFonts w:ascii="Times New Roman" w:hAnsi="Times New Roman" w:cs="Times New Roman"/>
+        </w:rPr>
+        <w:t xml:space="preserve">- Điều này xảy ra có thể là do </w:t>
+      </w:r>
+    </w:p>
+    <w:p>
+      <w:pPr>
+        <w:rPr>
+          <w:rFonts w:ascii="Times New Roman" w:hAnsi="Times New Roman" w:cs="Times New Roman"/>
+        </w:rPr>
+      </w:pPr>
+      <w:r>
+        <w:rPr>
+          <w:rFonts w:ascii="Times New Roman" w:hAnsi="Times New Roman" w:cs="Times New Roman"/>
+        </w:rPr>
+        <w:lastRenderedPageBreak/>
         <w:drawing>
-          <wp:inline distT="0" distB="0" distL="0" distR="0" wp14:anchorId="16718CF8" wp14:editId="638E20A4">
-            <wp:extent cx="5706271" cy="4286848"/>
-            <wp:effectExtent l="0" t="0" r="8890" b="0"/>
-            <wp:docPr id="3" name="Picture 3"/>
+          <wp:inline distT="0" distB="0" distL="0" distR="0" wp14:anchorId="6F4E6722" wp14:editId="0CB6C07C">
+            <wp:extent cx="3240787" cy="2468880"/>
+            <wp:effectExtent l="0" t="0" r="0" b="7620"/>
+            <wp:docPr id="2" name="Picture 2"/>
             <wp:cNvGraphicFramePr>
               <a:graphicFrameLocks xmlns:a="http://schemas.openxmlformats.org/drawingml/2006/main" noChangeAspect="1"/>
             </wp:cNvGraphicFramePr>
@@ -146,7 +167,7 @@
                   <pic:spPr>
                     <a:xfrm>
                       <a:off x="0" y="0"/>
-                      <a:ext cx="5706271" cy="4286848"/>
+                      <a:ext cx="3260356" cy="2483788"/>
                     </a:xfrm>
                     <a:prstGeom prst="rect">
                       <a:avLst/>
@@ -161,95 +182,6 @@
     </w:p>
     <w:p>
       <w:pPr>
-        <w:jc w:val="center"/>
-        <w:rPr>
-          <w:rFonts w:ascii="Times New Roman" w:hAnsi="Times New Roman" w:cs="Times New Roman"/>
-        </w:rPr>
-      </w:pPr>
-      <w:r>
-        <w:rPr>
-          <w:rFonts w:ascii="Times New Roman" w:hAnsi="Times New Roman" w:cs="Times New Roman"/>
-        </w:rPr>
-        <w:t>Biểu đồ giá trị Interval với chu kỳ</w:t>
-      </w:r>
-      <w:r>
-        <w:rPr>
-          <w:rFonts w:ascii="Times New Roman" w:hAnsi="Times New Roman" w:cs="Times New Roman"/>
-        </w:rPr>
-        <w:t xml:space="preserve"> X = 10^5</w:t>
-      </w:r>
-      <w:r>
-        <w:rPr>
-          <w:rFonts w:ascii="Times New Roman" w:hAnsi="Times New Roman" w:cs="Times New Roman"/>
-        </w:rPr>
-        <w:t>(ns)</w:t>
-      </w:r>
-    </w:p>
-    <w:p>
-      <w:pPr>
-        <w:rPr>
-          <w:rFonts w:ascii="Times New Roman" w:hAnsi="Times New Roman" w:cs="Times New Roman"/>
-        </w:rPr>
-      </w:pPr>
-    </w:p>
-    <w:p>
-      <w:pPr>
-        <w:rPr>
-          <w:rFonts w:ascii="Times New Roman" w:hAnsi="Times New Roman" w:cs="Times New Roman"/>
-        </w:rPr>
-      </w:pPr>
-      <w:r>
-        <w:rPr>
-          <w:rFonts w:ascii="Times New Roman" w:hAnsi="Times New Roman" w:cs="Times New Roman"/>
-        </w:rPr>
-        <w:t>Đánh giá:</w:t>
-      </w:r>
-      <w:r>
-        <w:rPr>
-          <w:rFonts w:ascii="Times New Roman" w:hAnsi="Times New Roman" w:cs="Times New Roman"/>
-        </w:rPr>
-        <w:t xml:space="preserve"> Nhìn vào đồ thị ta nhận thấy có 2 khoảng giá trị phổ biến đó là </w:t>
-      </w:r>
-      <w:r>
-        <w:rPr>
-          <w:rFonts w:ascii="Times New Roman" w:hAnsi="Times New Roman" w:cs="Times New Roman"/>
-        </w:rPr>
-        <w:t xml:space="preserve">đỉnh </w:t>
-      </w:r>
-      <w:r>
-        <w:rPr>
-          <w:rFonts w:ascii="Times New Roman" w:hAnsi="Times New Roman" w:cs="Times New Roman"/>
-        </w:rPr>
-        <w:t xml:space="preserve">1.2x10^6(ns) và </w:t>
-      </w:r>
-      <w:r>
-        <w:rPr>
-          <w:rFonts w:ascii="Times New Roman" w:hAnsi="Times New Roman" w:cs="Times New Roman"/>
-        </w:rPr>
-        <w:t xml:space="preserve">đáy 0.4x10^6(ns). Đồng thời các giá trị đỉnh </w:t>
-      </w:r>
-      <w:r>
-        <w:rPr>
-          <w:rFonts w:ascii="Times New Roman" w:hAnsi="Times New Roman" w:cs="Times New Roman"/>
-        </w:rPr>
-        <w:t>1.2x10^6(ns)</w:t>
-      </w:r>
-      <w:r>
-        <w:rPr>
-          <w:rFonts w:ascii="Times New Roman" w:hAnsi="Times New Roman" w:cs="Times New Roman"/>
-        </w:rPr>
-        <w:t xml:space="preserve"> chiếm phần đa giá trị. Từ đó cho thấy với chu kỳ </w:t>
-      </w:r>
-      <w:r>
-        <w:rPr>
-          <w:rFonts w:ascii="Times New Roman" w:hAnsi="Times New Roman" w:cs="Times New Roman"/>
-        </w:rPr>
-        <w:br/>
-        <w:t>X = 10^5(ns) thì giá trị các interval không khớp chút nào. Tuy nhiên các giá trị đỉnh và đáy khá ổn định.</w:t>
-      </w:r>
-    </w:p>
-    <w:p>
-      <w:pPr>
         <w:rPr>
           <w:rFonts w:ascii="Times New Roman" w:hAnsi="Times New Roman" w:cs="Times New Roman"/>
         </w:rPr>
@@ -259,10 +191,10 @@
           <w:rFonts w:ascii="Times New Roman" w:hAnsi="Times New Roman" w:cs="Times New Roman"/>
         </w:rPr>
         <w:drawing>
-          <wp:inline distT="0" distB="0" distL="0" distR="0" wp14:anchorId="2948EE8B" wp14:editId="5B9D5291">
-            <wp:extent cx="5572903" cy="4220164"/>
-            <wp:effectExtent l="0" t="0" r="8890" b="9525"/>
-            <wp:docPr id="4" name="Picture 4"/>
+          <wp:inline distT="0" distB="0" distL="0" distR="0" wp14:anchorId="6BAA68D5" wp14:editId="790D0F5C">
+            <wp:extent cx="5421028" cy="4617720"/>
+            <wp:effectExtent l="0" t="0" r="8255" b="0"/>
+            <wp:docPr id="7" name="Picture 7"/>
             <wp:cNvGraphicFramePr>
               <a:graphicFrameLocks xmlns:a="http://schemas.openxmlformats.org/drawingml/2006/main" noChangeAspect="1"/>
             </wp:cNvGraphicFramePr>
@@ -282,7 +214,7 @@
                   <pic:spPr>
                     <a:xfrm>
                       <a:off x="0" y="0"/>
-                      <a:ext cx="5572903" cy="4220164"/>
+                      <a:ext cx="5425369" cy="4621418"/>
                     </a:xfrm>
                     <a:prstGeom prst="rect">
                       <a:avLst/>
@@ -306,42 +238,64 @@
         <w:rPr>
           <w:rFonts w:ascii="Times New Roman" w:hAnsi="Times New Roman" w:cs="Times New Roman"/>
         </w:rPr>
-        <w:t>Biểu đồ giá trị Interval với chu kỳ</w:t>
-      </w:r>
-      <w:r>
-        <w:rPr>
-          <w:rFonts w:ascii="Times New Roman" w:hAnsi="Times New Roman" w:cs="Times New Roman"/>
-        </w:rPr>
-        <w:t xml:space="preserve"> X = 10^4</w:t>
-      </w:r>
-      <w:r>
-        <w:rPr>
-          <w:rFonts w:ascii="Times New Roman" w:hAnsi="Times New Roman" w:cs="Times New Roman"/>
-        </w:rPr>
-        <w:t>(ns)</w:t>
-      </w:r>
-    </w:p>
-    <w:p>
-      <w:pPr>
-        <w:rPr>
-          <w:rFonts w:ascii="Times New Roman" w:hAnsi="Times New Roman" w:cs="Times New Roman"/>
-        </w:rPr>
-      </w:pPr>
-      <w:r>
-        <w:rPr>
-          <w:rFonts w:ascii="Times New Roman" w:hAnsi="Times New Roman" w:cs="Times New Roman"/>
-        </w:rPr>
+        <w:t>Biểu đồ giá trị Interval với chu kỳ X = 10^5(ns)</w:t>
+      </w:r>
+    </w:p>
+    <w:p>
+      <w:pPr>
+        <w:rPr>
+          <w:rFonts w:ascii="Times New Roman" w:hAnsi="Times New Roman" w:cs="Times New Roman"/>
+        </w:rPr>
+      </w:pPr>
+    </w:p>
+    <w:p>
+      <w:pPr>
+        <w:rPr>
+          <w:rFonts w:ascii="Times New Roman" w:hAnsi="Times New Roman" w:cs="Times New Roman"/>
+        </w:rPr>
+      </w:pPr>
+      <w:r>
+        <w:rPr>
+          <w:rFonts w:ascii="Times New Roman" w:hAnsi="Times New Roman" w:cs="Times New Roman"/>
+        </w:rPr>
+        <w:lastRenderedPageBreak/>
         <w:t>Đánh giá:</w:t>
       </w:r>
       <w:r>
         <w:rPr>
           <w:rFonts w:ascii="Times New Roman" w:hAnsi="Times New Roman" w:cs="Times New Roman"/>
         </w:rPr>
-        <w:t xml:space="preserve"> Nhìn vào đồ thị ta nhận thấy ngay các giá trị của interval khá ổn định và đạt giá trị 1.2x10^6(ns), mặc dù có một đáy với giá trị 0.3x10^6(ns) và có 1 spike cao 3.8x10^6(ns). Nhưng nhìn chung biểu đồ giá trị interval khá ổn định.</w:t>
-      </w:r>
-    </w:p>
-    <w:p>
-      <w:pPr>
+        <w:t xml:space="preserve"> Nhìn vào đồ thị ta nhận thấy có 2 khoảng giá trị phổ biến đó là </w:t>
+      </w:r>
+      <w:r>
+        <w:rPr>
+          <w:rFonts w:ascii="Times New Roman" w:hAnsi="Times New Roman" w:cs="Times New Roman"/>
+        </w:rPr>
+        <w:t xml:space="preserve">đỉnh </w:t>
+      </w:r>
+      <w:r>
+        <w:rPr>
+          <w:rFonts w:ascii="Times New Roman" w:hAnsi="Times New Roman" w:cs="Times New Roman"/>
+        </w:rPr>
+        <w:t xml:space="preserve">1.2x10^6(ns) và </w:t>
+      </w:r>
+      <w:r>
+        <w:rPr>
+          <w:rFonts w:ascii="Times New Roman" w:hAnsi="Times New Roman" w:cs="Times New Roman"/>
+        </w:rPr>
+        <w:t xml:space="preserve">đáy 0.4x10^6(ns). Đồng thời các giá trị đỉnh 1.2x10^6(ns) chiếm phần đa giá trị. Từ đó cho thấy với chu kỳ </w:t>
+      </w:r>
+      <w:r>
+        <w:rPr>
+          <w:rFonts w:ascii="Times New Roman" w:hAnsi="Times New Roman" w:cs="Times New Roman"/>
+        </w:rPr>
+        <w:br/>
+        <w:t>X = 10^5(ns) thì giá trị các interval không khớp chút nào. Tuy nhiên các giá trị đỉnh khá ổn định.</w:t>
+      </w:r>
+    </w:p>
+    <w:p>
+      <w:pPr>
+        <w:jc w:val="center"/>
         <w:rPr>
           <w:rFonts w:ascii="Times New Roman" w:hAnsi="Times New Roman" w:cs="Times New Roman"/>
         </w:rPr>
@@ -351,10 +305,10 @@
           <w:rFonts w:ascii="Times New Roman" w:hAnsi="Times New Roman" w:cs="Times New Roman"/>
         </w:rPr>
         <w:drawing>
-          <wp:inline distT="0" distB="0" distL="0" distR="0" wp14:anchorId="3AC46960" wp14:editId="15306C37">
-            <wp:extent cx="5563376" cy="4258269"/>
-            <wp:effectExtent l="0" t="0" r="0" b="9525"/>
-            <wp:docPr id="5" name="Picture 5"/>
+          <wp:inline distT="0" distB="0" distL="0" distR="0" wp14:anchorId="17FAB013" wp14:editId="451C1EC3">
+            <wp:extent cx="4236720" cy="3627918"/>
+            <wp:effectExtent l="0" t="0" r="0" b="0"/>
+            <wp:docPr id="8" name="Picture 8"/>
             <wp:cNvGraphicFramePr>
               <a:graphicFrameLocks xmlns:a="http://schemas.openxmlformats.org/drawingml/2006/main" noChangeAspect="1"/>
             </wp:cNvGraphicFramePr>
@@ -374,7 +328,7 @@
                   <pic:spPr>
                     <a:xfrm>
                       <a:off x="0" y="0"/>
-                      <a:ext cx="5563376" cy="4258269"/>
+                      <a:ext cx="4249556" cy="3638909"/>
                     </a:xfrm>
                     <a:prstGeom prst="rect">
                       <a:avLst/>
@@ -398,27 +352,8 @@
         <w:rPr>
           <w:rFonts w:ascii="Times New Roman" w:hAnsi="Times New Roman" w:cs="Times New Roman"/>
         </w:rPr>
-        <w:t>Biểu đồ giá trị Interval với chu kỳ</w:t>
-      </w:r>
-      <w:r>
-        <w:rPr>
-          <w:rFonts w:ascii="Times New Roman" w:hAnsi="Times New Roman" w:cs="Times New Roman"/>
-        </w:rPr>
-        <w:t xml:space="preserve"> X = 10^3</w:t>
-      </w:r>
-      <w:r>
-        <w:rPr>
-          <w:rFonts w:ascii="Times New Roman" w:hAnsi="Times New Roman" w:cs="Times New Roman"/>
-        </w:rPr>
-        <w:t>(ns)</w:t>
-      </w:r>
-    </w:p>
-    <w:p>
-      <w:pPr>
-        <w:rPr>
-          <w:rFonts w:ascii="Times New Roman" w:hAnsi="Times New Roman" w:cs="Times New Roman"/>
-        </w:rPr>
-      </w:pPr>
+        <w:t>Biểu đồ giá trị Interval với chu kỳ X = 10^4(ns)</w:t>
+      </w:r>
     </w:p>
     <w:p>
       <w:pPr>
@@ -436,24 +371,74 @@
         <w:rPr>
           <w:rFonts w:ascii="Times New Roman" w:hAnsi="Times New Roman" w:cs="Times New Roman"/>
         </w:rPr>
-        <w:t xml:space="preserve"> Đồ thị ổn định tốt, cho giá trị interval ổn định nhiều ở khoảng 1.2x10^6(ns).</w:t>
-      </w:r>
-    </w:p>
-    <w:p>
-      <w:pPr>
-        <w:rPr>
-          <w:rFonts w:ascii="Times New Roman" w:hAnsi="Times New Roman" w:cs="Times New Roman"/>
-        </w:rPr>
-      </w:pPr>
-      <w:r>
-        <w:rPr>
-          <w:rFonts w:ascii="Times New Roman" w:hAnsi="Times New Roman" w:cs="Times New Roman"/>
-        </w:rPr>
+        <w:t xml:space="preserve"> Nhìn vào đồ thị ta nhận thấy ngay các giá trị của interval khá ổn định và đạt giá trị</w:t>
+      </w:r>
+      <w:r>
+        <w:rPr>
+          <w:rFonts w:ascii="Times New Roman" w:hAnsi="Times New Roman" w:cs="Times New Roman"/>
+        </w:rPr>
+        <w:t xml:space="preserve"> 1.1</w:t>
+      </w:r>
+      <w:r>
+        <w:rPr>
+          <w:rFonts w:ascii="Times New Roman" w:hAnsi="Times New Roman" w:cs="Times New Roman"/>
+        </w:rPr>
+        <w:t>x10^6(ns), mặc dù có đáy với giá trị 0.3x10^6(ns)</w:t>
+      </w:r>
+      <w:r>
+        <w:rPr>
+          <w:rFonts w:ascii="Times New Roman" w:hAnsi="Times New Roman" w:cs="Times New Roman"/>
+        </w:rPr>
+        <w:t xml:space="preserve"> và có một vài</w:t>
+      </w:r>
+      <w:r>
+        <w:rPr>
+          <w:rFonts w:ascii="Times New Roman" w:hAnsi="Times New Roman" w:cs="Times New Roman"/>
+        </w:rPr>
+        <w:t xml:space="preserve"> spike cao </w:t>
+      </w:r>
+      <w:r>
+        <w:rPr>
+          <w:rFonts w:ascii="Times New Roman" w:hAnsi="Times New Roman" w:cs="Times New Roman"/>
+        </w:rPr>
+        <w:t xml:space="preserve">thậm chí cao đột biến lên tới 9x10^6(ns). </w:t>
+      </w:r>
+      <w:r>
+        <w:rPr>
+          <w:rFonts w:ascii="Times New Roman" w:hAnsi="Times New Roman" w:cs="Times New Roman"/>
+        </w:rPr>
+        <w:t>Nhưng nhìn chung biểu đồ giá trị interval khá ổn định</w:t>
+      </w:r>
+      <w:r>
+        <w:rPr>
+          <w:rFonts w:ascii="Times New Roman" w:hAnsi="Times New Roman" w:cs="Times New Roman"/>
+        </w:rPr>
+        <w:t xml:space="preserve"> ở mức giá trị 1.1x10^6(ns)</w:t>
+      </w:r>
+      <w:r>
+        <w:rPr>
+          <w:rFonts w:ascii="Times New Roman" w:hAnsi="Times New Roman" w:cs="Times New Roman"/>
+        </w:rPr>
+        <w:t>.</w:t>
+      </w:r>
+    </w:p>
+    <w:p>
+      <w:pPr>
+        <w:jc w:val="center"/>
+        <w:rPr>
+          <w:rFonts w:ascii="Times New Roman" w:hAnsi="Times New Roman" w:cs="Times New Roman"/>
+        </w:rPr>
+      </w:pPr>
+      <w:r>
+        <w:rPr>
+          <w:rFonts w:ascii="Times New Roman" w:hAnsi="Times New Roman" w:cs="Times New Roman"/>
+        </w:rPr>
+        <w:lastRenderedPageBreak/>
         <w:drawing>
-          <wp:inline distT="0" distB="0" distL="0" distR="0" wp14:anchorId="3F2CCB8D" wp14:editId="3D7AF259">
-            <wp:extent cx="5649113" cy="4467849"/>
-            <wp:effectExtent l="0" t="0" r="0" b="9525"/>
-            <wp:docPr id="6" name="Picture 6"/>
+          <wp:inline distT="0" distB="0" distL="0" distR="0" wp14:anchorId="201A5971" wp14:editId="3C20569A">
+            <wp:extent cx="4892884" cy="4160520"/>
+            <wp:effectExtent l="0" t="0" r="3175" b="0"/>
+            <wp:docPr id="9" name="Picture 9"/>
             <wp:cNvGraphicFramePr>
               <a:graphicFrameLocks xmlns:a="http://schemas.openxmlformats.org/drawingml/2006/main" noChangeAspect="1"/>
             </wp:cNvGraphicFramePr>
@@ -473,7 +458,7 @@
                   <pic:spPr>
                     <a:xfrm>
                       <a:off x="0" y="0"/>
-                      <a:ext cx="5649113" cy="4467849"/>
+                      <a:ext cx="4897485" cy="4164432"/>
                     </a:xfrm>
                     <a:prstGeom prst="rect">
                       <a:avLst/>
@@ -497,6 +482,101 @@
         <w:rPr>
           <w:rFonts w:ascii="Times New Roman" w:hAnsi="Times New Roman" w:cs="Times New Roman"/>
         </w:rPr>
+        <w:t>Biểu đồ giá trị Interval với chu kỳ X = 10^3(ns)</w:t>
+      </w:r>
+    </w:p>
+    <w:p>
+      <w:pPr>
+        <w:rPr>
+          <w:rFonts w:ascii="Times New Roman" w:hAnsi="Times New Roman" w:cs="Times New Roman"/>
+        </w:rPr>
+      </w:pPr>
+    </w:p>
+    <w:p>
+      <w:pPr>
+        <w:rPr>
+          <w:rFonts w:ascii="Times New Roman" w:hAnsi="Times New Roman" w:cs="Times New Roman"/>
+        </w:rPr>
+      </w:pPr>
+      <w:r>
+        <w:rPr>
+          <w:rFonts w:ascii="Times New Roman" w:hAnsi="Times New Roman" w:cs="Times New Roman"/>
+        </w:rPr>
+        <w:t>Đánh giá:</w:t>
+      </w:r>
+      <w:r>
+        <w:rPr>
+          <w:rFonts w:ascii="Times New Roman" w:hAnsi="Times New Roman" w:cs="Times New Roman"/>
+        </w:rPr>
+        <w:t xml:space="preserve"> Đồ thị </w:t>
+      </w:r>
+      <w:r>
+        <w:rPr>
+          <w:rFonts w:ascii="Times New Roman" w:hAnsi="Times New Roman" w:cs="Times New Roman"/>
+        </w:rPr>
+        <w:t>có giá trị phổ biến là 2x10^5(ns), cùng với đó là một vài sỉnh spike với giá trị khoảng 1.1x10^6(ns). Điều đó cho thấy với chu kỳ X = 10^3(ns) đã giảm được interval đi so với các chu kỳ X lớn hơn trước đó, tuy nhiên giá trị interval lại vẫn chưa được như mong đợi theo giá trị của chu kỳ X.</w:t>
+      </w:r>
+    </w:p>
+    <w:p>
+      <w:pPr>
+        <w:jc w:val="center"/>
+        <w:rPr>
+          <w:rFonts w:ascii="Times New Roman" w:hAnsi="Times New Roman" w:cs="Times New Roman"/>
+        </w:rPr>
+      </w:pPr>
+      <w:r>
+        <w:rPr>
+          <w:rFonts w:ascii="Times New Roman" w:hAnsi="Times New Roman" w:cs="Times New Roman"/>
+        </w:rPr>
+        <w:lastRenderedPageBreak/>
+        <w:drawing>
+          <wp:inline distT="0" distB="0" distL="0" distR="0" wp14:anchorId="449CBD2C" wp14:editId="6C48B195">
+            <wp:extent cx="4351020" cy="3266879"/>
+            <wp:effectExtent l="0" t="0" r="0" b="0"/>
+            <wp:docPr id="10" name="Picture 10"/>
+            <wp:cNvGraphicFramePr>
+              <a:graphicFrameLocks xmlns:a="http://schemas.openxmlformats.org/drawingml/2006/main" noChangeAspect="1"/>
+            </wp:cNvGraphicFramePr>
+            <a:graphic xmlns:a="http://schemas.openxmlformats.org/drawingml/2006/main">
+              <a:graphicData uri="http://schemas.openxmlformats.org/drawingml/2006/picture">
+                <pic:pic xmlns:pic="http://schemas.openxmlformats.org/drawingml/2006/picture">
+                  <pic:nvPicPr>
+                    <pic:cNvPr id="1" name=""/>
+                    <pic:cNvPicPr/>
+                  </pic:nvPicPr>
+                  <pic:blipFill>
+                    <a:blip r:embed="rId9"/>
+                    <a:stretch>
+                      <a:fillRect/>
+                    </a:stretch>
+                  </pic:blipFill>
+                  <pic:spPr>
+                    <a:xfrm>
+                      <a:off x="0" y="0"/>
+                      <a:ext cx="4360326" cy="3273866"/>
+                    </a:xfrm>
+                    <a:prstGeom prst="rect">
+                      <a:avLst/>
+                    </a:prstGeom>
+                  </pic:spPr>
+                </pic:pic>
+              </a:graphicData>
+            </a:graphic>
+          </wp:inline>
+        </w:drawing>
+      </w:r>
+    </w:p>
+    <w:p>
+      <w:pPr>
+        <w:jc w:val="center"/>
+        <w:rPr>
+          <w:rFonts w:ascii="Times New Roman" w:hAnsi="Times New Roman" w:cs="Times New Roman"/>
+        </w:rPr>
+      </w:pPr>
+      <w:r>
+        <w:rPr>
+          <w:rFonts w:ascii="Times New Roman" w:hAnsi="Times New Roman" w:cs="Times New Roman"/>
+        </w:rPr>
         <w:t>Biểu đồ giá trị Interval với chu kỳ</w:t>
       </w:r>
       <w:r>
@@ -528,7 +608,25 @@
         <w:rPr>
           <w:rFonts w:ascii="Times New Roman" w:hAnsi="Times New Roman" w:cs="Times New Roman"/>
         </w:rPr>
-        <w:t xml:space="preserve"> Đồ thị có sự ổn định giá trị interval cao, ít đáy và đỉnh vọt lên nhiều. Giá trị interval ổn định ở khoảng giá trị 1.2x10^6(ns)</w:t>
+        <w:t xml:space="preserve"> Đồ thị có </w:t>
+      </w:r>
+      <w:r>
+        <w:rPr>
+          <w:rFonts w:ascii="Times New Roman" w:hAnsi="Times New Roman" w:cs="Times New Roman"/>
+        </w:rPr>
+        <w:t xml:space="preserve">khoảng </w:t>
+      </w:r>
+      <w:r>
+        <w:rPr>
+          <w:rFonts w:ascii="Times New Roman" w:hAnsi="Times New Roman" w:cs="Times New Roman"/>
+        </w:rPr>
+        <w:t>giá trị phổ biế</w:t>
+      </w:r>
+      <w:r>
+        <w:rPr>
+          <w:rFonts w:ascii="Times New Roman" w:hAnsi="Times New Roman" w:cs="Times New Roman"/>
+        </w:rPr>
+        <w:t>n là 1.2x10^5(ns) đến 2x10^5(ns), cùng với đó là một vài spike có giá trị 10^6(ns). Điều này cho thấy việc giảm chu kỳ X từ 10^3(ns) về 10^2(ns) có làm thay đổi giá trị của interval, tuy nhiên khoảng giá trị của interval vẫn nằm trong khoảng 10^5(ns).</w:t>
       </w:r>
     </w:p>
     <w:p>
@@ -564,24 +662,56 @@
           <w:sz w:val="28"/>
           <w:szCs w:val="28"/>
         </w:rPr>
-        <w:t>- Với chu kỳ X càng nhỏ thì tính toán interval càng ổn định, tuy nhiên giá trị của interval lại dường như không phụ thuộc vào chu kỳ khi tính toán mà giữ giá trị ổn định ở 1.2x10^6(ns).</w:t>
-      </w:r>
-    </w:p>
-    <w:p>
-      <w:pPr>
+        <w:t xml:space="preserve">- Với chu kỳ X </w:t>
+      </w:r>
+      <w:r>
         <w:rPr>
           <w:rFonts w:ascii="Times New Roman" w:hAnsi="Times New Roman" w:cs="Times New Roman"/>
           <w:sz w:val="28"/>
           <w:szCs w:val="28"/>
         </w:rPr>
-      </w:pPr>
-      <w:r>
+        <w:t>giảm dần thì hệ thống cho ra khoảng giá trị của interval giảm dần đi, tuy nhiên giá trị của chu kỳ X vẫn lớn hơn rất nhiều so với giá trị của interval.</w:t>
+      </w:r>
+    </w:p>
+    <w:p>
+      <w:pPr>
         <w:rPr>
           <w:rFonts w:ascii="Times New Roman" w:hAnsi="Times New Roman" w:cs="Times New Roman"/>
           <w:sz w:val="28"/>
           <w:szCs w:val="28"/>
         </w:rPr>
-        <w:t xml:space="preserve">- Việc interval gần như giữ nguyên giá trị ở khoảng 1.2x10^6(ns) mà không phụ thuộc chu kỳ lấy mẫu, nguyên nhân </w:t>
+      </w:pPr>
+      <w:r>
+        <w:rPr>
+          <w:rFonts w:ascii="Times New Roman" w:hAnsi="Times New Roman" w:cs="Times New Roman"/>
+          <w:sz w:val="28"/>
+          <w:szCs w:val="28"/>
+        </w:rPr>
+        <w:t>- Việc interval gần như giữ giá trị ở khoảng 1.2x10^6(ns)</w:t>
+      </w:r>
+      <w:r>
+        <w:rPr>
+          <w:rFonts w:ascii="Times New Roman" w:hAnsi="Times New Roman" w:cs="Times New Roman"/>
+          <w:sz w:val="28"/>
+          <w:szCs w:val="28"/>
+        </w:rPr>
+        <w:t xml:space="preserve"> hay từ 1.2x10^5(ns) đến 2x10^5(ns)</w:t>
+      </w:r>
+      <w:r>
+        <w:rPr>
+          <w:rFonts w:ascii="Times New Roman" w:hAnsi="Times New Roman" w:cs="Times New Roman"/>
+          <w:sz w:val="28"/>
+          <w:szCs w:val="28"/>
+        </w:rPr>
+        <w:t xml:space="preserve"> mà không phụ thuộc chu kỳ lấy mẫu, nguyên nhân có thể là do việc </w:t>
+      </w:r>
+      <w:r>
+        <w:rPr>
+          <w:rFonts w:ascii="Times New Roman" w:hAnsi="Times New Roman" w:cs="Times New Roman"/>
+          <w:sz w:val="28"/>
+          <w:szCs w:val="28"/>
+        </w:rPr>
+        <w:t>sử dụng mutex để lock dữ liệu</w:t>
       </w:r>
       <w:bookmarkStart w:id="0" w:name="_GoBack"/>
       <w:bookmarkEnd w:id="0"/>
@@ -591,7 +721,7 @@
           <w:sz w:val="28"/>
           <w:szCs w:val="28"/>
         </w:rPr>
-        <w:t>có thể là do việc phân luồng, thuật toán xử lý thread của Linux làm cho việc chạy 3 thread chạy với thời gian xử lý cố định. Từ đó việc cập nhật interval theo thời gian hệ thống không có ích.</w:t>
+        <w:t xml:space="preserve">, với chu kỳ X càng nhỏ thì thời gian xử lý lại càng nhanh mà lượng câu lệnh vẫn như cũ làm cho việc lấy mẫu không thể đúng như mong đợi. </w:t>
       </w:r>
     </w:p>
     <w:sectPr>
@@ -997,7 +1127,7 @@
   <w:style w:type="paragraph" w:default="1" w:styleId="Normal">
     <w:name w:val="Normal"/>
     <w:qFormat/>
-    <w:rsid w:val="00255592"/>
+    <w:rsid w:val="00E07732"/>
   </w:style>
   <w:style w:type="character" w:default="1" w:styleId="DefaultParagraphFont">
     <w:name w:val="Default Paragraph Font"/>

--- a/Đánh giá kết quả.docx
+++ b/Đánh giá kết quả.docx
@@ -22,18 +22,20 @@
     </w:p>
     <w:p>
       <w:pPr>
-        <w:rPr>
-          <w:rFonts w:ascii="Times New Roman" w:hAnsi="Times New Roman" w:cs="Times New Roman"/>
-        </w:rPr>
-      </w:pPr>
-      <w:r>
-        <w:rPr>
-          <w:rFonts w:ascii="Times New Roman" w:hAnsi="Times New Roman" w:cs="Times New Roman"/>
+        <w:jc w:val="center"/>
+        <w:rPr>
+          <w:rFonts w:ascii="Times New Roman" w:hAnsi="Times New Roman" w:cs="Times New Roman"/>
+        </w:rPr>
+      </w:pPr>
+      <w:r>
+        <w:rPr>
+          <w:rFonts w:ascii="Times New Roman" w:hAnsi="Times New Roman" w:cs="Times New Roman"/>
+          <w:noProof/>
         </w:rPr>
         <w:drawing>
           <wp:inline distT="0" distB="0" distL="0" distR="0" wp14:anchorId="2832C4AD" wp14:editId="731D6312">
-            <wp:extent cx="5123895" cy="4366260"/>
-            <wp:effectExtent l="0" t="0" r="635" b="0"/>
+            <wp:extent cx="4716780" cy="4019342"/>
+            <wp:effectExtent l="0" t="0" r="7620" b="635"/>
             <wp:docPr id="1" name="Picture 1"/>
             <wp:cNvGraphicFramePr>
               <a:graphicFrameLocks xmlns:a="http://schemas.openxmlformats.org/drawingml/2006/main" noChangeAspect="1"/>
@@ -54,7 +56,7 @@
                   <pic:spPr>
                     <a:xfrm>
                       <a:off x="0" y="0"/>
-                      <a:ext cx="5142296" cy="4381940"/>
+                      <a:ext cx="4739190" cy="4038438"/>
                     </a:xfrm>
                     <a:prstGeom prst="rect">
                       <a:avLst/>
@@ -131,22 +133,37 @@
         </w:rPr>
         <w:t xml:space="preserve">- Điều này xảy ra có thể là do </w:t>
       </w:r>
-    </w:p>
-    <w:p>
-      <w:pPr>
-        <w:rPr>
-          <w:rFonts w:ascii="Times New Roman" w:hAnsi="Times New Roman" w:cs="Times New Roman"/>
-        </w:rPr>
-      </w:pPr>
-      <w:r>
-        <w:rPr>
-          <w:rFonts w:ascii="Times New Roman" w:hAnsi="Times New Roman" w:cs="Times New Roman"/>
-        </w:rPr>
-        <w:lastRenderedPageBreak/>
+      <w:r>
+        <w:rPr>
+          <w:rFonts w:ascii="Times New Roman" w:hAnsi="Times New Roman" w:cs="Times New Roman"/>
+        </w:rPr>
+        <w:t>việc dùng mutex để b</w:t>
+      </w:r>
+      <w:bookmarkStart w:id="0" w:name="_GoBack"/>
+      <w:bookmarkEnd w:id="0"/>
+      <w:r>
+        <w:rPr>
+          <w:rFonts w:ascii="Times New Roman" w:hAnsi="Times New Roman" w:cs="Times New Roman"/>
+        </w:rPr>
+        <w:t>ảo vệ tài nguyên dùng chung và đảm bảo sự đồng bộ nhất quán của hệ thống, làm cho thread cần hoạt động thì lại phải chờ thread khác nhả lock ra để được thực hiện thuật toán của mình.</w:t>
+      </w:r>
+    </w:p>
+    <w:p>
+      <w:pPr>
+        <w:jc w:val="center"/>
+        <w:rPr>
+          <w:rFonts w:ascii="Times New Roman" w:hAnsi="Times New Roman" w:cs="Times New Roman"/>
+        </w:rPr>
+      </w:pPr>
+      <w:r>
+        <w:rPr>
+          <w:rFonts w:ascii="Times New Roman" w:hAnsi="Times New Roman" w:cs="Times New Roman"/>
+          <w:noProof/>
+        </w:rPr>
         <w:drawing>
           <wp:inline distT="0" distB="0" distL="0" distR="0" wp14:anchorId="6F4E6722" wp14:editId="0CB6C07C">
-            <wp:extent cx="3240787" cy="2468880"/>
-            <wp:effectExtent l="0" t="0" r="0" b="7620"/>
+            <wp:extent cx="2827020" cy="2153666"/>
+            <wp:effectExtent l="0" t="0" r="0" b="0"/>
             <wp:docPr id="2" name="Picture 2"/>
             <wp:cNvGraphicFramePr>
               <a:graphicFrameLocks xmlns:a="http://schemas.openxmlformats.org/drawingml/2006/main" noChangeAspect="1"/>
@@ -167,7 +184,7 @@
                   <pic:spPr>
                     <a:xfrm>
                       <a:off x="0" y="0"/>
-                      <a:ext cx="3260356" cy="2483788"/>
+                      <a:ext cx="2848953" cy="2170375"/>
                     </a:xfrm>
                     <a:prstGeom prst="rect">
                       <a:avLst/>
@@ -182,14 +199,24 @@
     </w:p>
     <w:p>
       <w:pPr>
-        <w:rPr>
-          <w:rFonts w:ascii="Times New Roman" w:hAnsi="Times New Roman" w:cs="Times New Roman"/>
-        </w:rPr>
-      </w:pPr>
-      <w:r>
-        <w:rPr>
-          <w:rFonts w:ascii="Times New Roman" w:hAnsi="Times New Roman" w:cs="Times New Roman"/>
-        </w:rPr>
+        <w:jc w:val="center"/>
+        <w:rPr>
+          <w:rFonts w:ascii="Times New Roman" w:hAnsi="Times New Roman" w:cs="Times New Roman"/>
+        </w:rPr>
+      </w:pPr>
+    </w:p>
+    <w:p>
+      <w:pPr>
+        <w:rPr>
+          <w:rFonts w:ascii="Times New Roman" w:hAnsi="Times New Roman" w:cs="Times New Roman"/>
+        </w:rPr>
+      </w:pPr>
+      <w:r>
+        <w:rPr>
+          <w:rFonts w:ascii="Times New Roman" w:hAnsi="Times New Roman" w:cs="Times New Roman"/>
+          <w:noProof/>
+        </w:rPr>
+        <w:lastRenderedPageBreak/>
         <w:drawing>
           <wp:inline distT="0" distB="0" distL="0" distR="0" wp14:anchorId="6BAA68D5" wp14:editId="790D0F5C">
             <wp:extent cx="5421028" cy="4617720"/>
@@ -258,7 +285,6 @@
         <w:rPr>
           <w:rFonts w:ascii="Times New Roman" w:hAnsi="Times New Roman" w:cs="Times New Roman"/>
         </w:rPr>
-        <w:lastRenderedPageBreak/>
         <w:t>Đánh giá:</w:t>
       </w:r>
       <w:r>
@@ -303,7 +329,9 @@
       <w:r>
         <w:rPr>
           <w:rFonts w:ascii="Times New Roman" w:hAnsi="Times New Roman" w:cs="Times New Roman"/>
-        </w:rPr>
+          <w:noProof/>
+        </w:rPr>
+        <w:lastRenderedPageBreak/>
         <w:drawing>
           <wp:inline distT="0" distB="0" distL="0" distR="0" wp14:anchorId="17FAB013" wp14:editId="451C1EC3">
             <wp:extent cx="4236720" cy="3627918"/>
@@ -432,6 +460,7 @@
       <w:r>
         <w:rPr>
           <w:rFonts w:ascii="Times New Roman" w:hAnsi="Times New Roman" w:cs="Times New Roman"/>
+          <w:noProof/>
         </w:rPr>
         <w:lastRenderedPageBreak/>
         <w:drawing>
@@ -527,6 +556,7 @@
       <w:r>
         <w:rPr>
           <w:rFonts w:ascii="Times New Roman" w:hAnsi="Times New Roman" w:cs="Times New Roman"/>
+          <w:noProof/>
         </w:rPr>
         <w:lastRenderedPageBreak/>
         <w:drawing>
@@ -711,22 +741,12 @@
           <w:sz w:val="28"/>
           <w:szCs w:val="28"/>
         </w:rPr>
-        <w:t>sử dụng mutex để lock dữ liệu</w:t>
-      </w:r>
-      <w:bookmarkStart w:id="0" w:name="_GoBack"/>
-      <w:bookmarkEnd w:id="0"/>
-      <w:r>
-        <w:rPr>
-          <w:rFonts w:ascii="Times New Roman" w:hAnsi="Times New Roman" w:cs="Times New Roman"/>
-          <w:sz w:val="28"/>
-          <w:szCs w:val="28"/>
-        </w:rPr>
-        <w:t xml:space="preserve">, với chu kỳ X càng nhỏ thì thời gian xử lý lại càng nhanh mà lượng câu lệnh vẫn như cũ làm cho việc lấy mẫu không thể đúng như mong đợi. </w:t>
+        <w:t xml:space="preserve">sử dụng mutex để lock dữ liệu, với chu kỳ X càng nhỏ thì thời gian xử lý lại càng nhanh mà lượng câu lệnh vẫn như cũ làm cho việc lấy mẫu không thể đúng như mong đợi. </w:t>
       </w:r>
     </w:p>
     <w:sectPr>
       <w:pgSz w:w="12240" w:h="15840"/>
-      <w:pgMar w:top="1440" w:right="1440" w:bottom="1440" w:left="1440" w:header="720" w:footer="720" w:gutter="0"/>
+      <w:pgMar w:top="1134" w:right="1134" w:bottom="1134" w:left="1134" w:header="720" w:footer="720" w:gutter="0"/>
       <w:cols w:space="720"/>
       <w:docGrid w:linePitch="360"/>
     </w:sectPr>

--- a/Đánh giá kết quả.docx
+++ b/Đánh giá kết quả.docx
@@ -30,12 +30,11 @@
       <w:r>
         <w:rPr>
           <w:rFonts w:ascii="Times New Roman" w:hAnsi="Times New Roman" w:cs="Times New Roman"/>
-          <w:noProof/>
         </w:rPr>
         <w:drawing>
-          <wp:inline distT="0" distB="0" distL="0" distR="0" wp14:anchorId="2832C4AD" wp14:editId="731D6312">
-            <wp:extent cx="4716780" cy="4019342"/>
-            <wp:effectExtent l="0" t="0" r="7620" b="635"/>
+          <wp:inline distT="0" distB="0" distL="0" distR="0" wp14:anchorId="334B318A" wp14:editId="49C01932">
+            <wp:extent cx="4785360" cy="3596943"/>
+            <wp:effectExtent l="0" t="0" r="0" b="3810"/>
             <wp:docPr id="1" name="Picture 1"/>
             <wp:cNvGraphicFramePr>
               <a:graphicFrameLocks xmlns:a="http://schemas.openxmlformats.org/drawingml/2006/main" noChangeAspect="1"/>
@@ -56,7 +55,7 @@
                   <pic:spPr>
                     <a:xfrm>
                       <a:off x="0" y="0"/>
-                      <a:ext cx="4739190" cy="4038438"/>
+                      <a:ext cx="4799506" cy="3607576"/>
                     </a:xfrm>
                     <a:prstGeom prst="rect">
                       <a:avLst/>
@@ -85,86 +84,37 @@
     </w:p>
     <w:p>
       <w:pPr>
-        <w:rPr>
-          <w:rFonts w:ascii="Times New Roman" w:hAnsi="Times New Roman" w:cs="Times New Roman"/>
-        </w:rPr>
-      </w:pPr>
-      <w:r>
-        <w:rPr>
-          <w:rFonts w:ascii="Times New Roman" w:hAnsi="Times New Roman" w:cs="Times New Roman"/>
-        </w:rPr>
-        <w:t>Đánh giá:</w:t>
-      </w:r>
-      <w:r>
-        <w:rPr>
-          <w:rFonts w:ascii="Times New Roman" w:hAnsi="Times New Roman" w:cs="Times New Roman"/>
-        </w:rPr>
-        <w:t xml:space="preserve"> </w:t>
-      </w:r>
-    </w:p>
-    <w:p>
-      <w:pPr>
-        <w:rPr>
-          <w:rFonts w:ascii="Times New Roman" w:hAnsi="Times New Roman" w:cs="Times New Roman"/>
-        </w:rPr>
-      </w:pPr>
-      <w:r>
-        <w:rPr>
-          <w:rFonts w:ascii="Times New Roman" w:hAnsi="Times New Roman" w:cs="Times New Roman"/>
-        </w:rPr>
-        <w:t xml:space="preserve">- </w:t>
-      </w:r>
-      <w:r>
-        <w:rPr>
-          <w:rFonts w:ascii="Times New Roman" w:hAnsi="Times New Roman" w:cs="Times New Roman"/>
-        </w:rPr>
-        <w:t>Biểu đồ cho thấy đã có gốc giá trị Interval đạt đúng 10^6(ns), tuy nhiên sai số vẫn xảy ra và có thể đạt tới giá trị 2x10^6(ns) và nhỏ hơn.</w:t>
-      </w:r>
-    </w:p>
-    <w:p>
-      <w:pPr>
-        <w:rPr>
-          <w:rFonts w:ascii="Times New Roman" w:hAnsi="Times New Roman" w:cs="Times New Roman"/>
-        </w:rPr>
-      </w:pPr>
-      <w:r>
-        <w:rPr>
-          <w:rFonts w:ascii="Times New Roman" w:hAnsi="Times New Roman" w:cs="Times New Roman"/>
-        </w:rPr>
-        <w:t xml:space="preserve">- Điều này xảy ra có thể là do </w:t>
-      </w:r>
-      <w:r>
-        <w:rPr>
-          <w:rFonts w:ascii="Times New Roman" w:hAnsi="Times New Roman" w:cs="Times New Roman"/>
-        </w:rPr>
-        <w:t>việc dùng mutex để b</w:t>
-      </w:r>
-      <w:bookmarkStart w:id="0" w:name="_GoBack"/>
-      <w:bookmarkEnd w:id="0"/>
-      <w:r>
-        <w:rPr>
-          <w:rFonts w:ascii="Times New Roman" w:hAnsi="Times New Roman" w:cs="Times New Roman"/>
-        </w:rPr>
-        <w:t>ảo vệ tài nguyên dùng chung và đảm bảo sự đồng bộ nhất quán của hệ thống, làm cho thread cần hoạt động thì lại phải chờ thread khác nhả lock ra để được thực hiện thuật toán của mình.</w:t>
-      </w:r>
-    </w:p>
-    <w:p>
-      <w:pPr>
-        <w:jc w:val="center"/>
-        <w:rPr>
-          <w:rFonts w:ascii="Times New Roman" w:hAnsi="Times New Roman" w:cs="Times New Roman"/>
-        </w:rPr>
-      </w:pPr>
-      <w:r>
-        <w:rPr>
-          <w:rFonts w:ascii="Times New Roman" w:hAnsi="Times New Roman" w:cs="Times New Roman"/>
-          <w:noProof/>
-        </w:rPr>
+        <w:jc w:val="center"/>
+        <w:rPr>
+          <w:rFonts w:ascii="Times New Roman" w:hAnsi="Times New Roman" w:cs="Times New Roman"/>
+        </w:rPr>
+      </w:pPr>
+    </w:p>
+    <w:p>
+      <w:pPr>
+        <w:jc w:val="center"/>
+        <w:rPr>
+          <w:rFonts w:ascii="Times New Roman" w:hAnsi="Times New Roman" w:cs="Times New Roman"/>
+        </w:rPr>
+      </w:pPr>
+    </w:p>
+    <w:p>
+      <w:pPr>
+        <w:jc w:val="center"/>
+        <w:rPr>
+          <w:rFonts w:ascii="Times New Roman" w:hAnsi="Times New Roman" w:cs="Times New Roman"/>
+        </w:rPr>
+      </w:pPr>
+      <w:r>
+        <w:rPr>
+          <w:rFonts w:ascii="Times New Roman" w:hAnsi="Times New Roman" w:cs="Times New Roman"/>
+        </w:rPr>
+        <w:lastRenderedPageBreak/>
         <w:drawing>
-          <wp:inline distT="0" distB="0" distL="0" distR="0" wp14:anchorId="6F4E6722" wp14:editId="0CB6C07C">
-            <wp:extent cx="2827020" cy="2153666"/>
-            <wp:effectExtent l="0" t="0" r="0" b="0"/>
-            <wp:docPr id="2" name="Picture 2"/>
+          <wp:inline distT="0" distB="0" distL="0" distR="0" wp14:anchorId="1E55B403" wp14:editId="1CE289CD">
+            <wp:extent cx="5067300" cy="3899216"/>
+            <wp:effectExtent l="0" t="0" r="0" b="6350"/>
+            <wp:docPr id="3" name="Picture 3"/>
             <wp:cNvGraphicFramePr>
               <a:graphicFrameLocks xmlns:a="http://schemas.openxmlformats.org/drawingml/2006/main" noChangeAspect="1"/>
             </wp:cNvGraphicFramePr>
@@ -184,7 +134,7 @@
                   <pic:spPr>
                     <a:xfrm>
                       <a:off x="0" y="0"/>
-                      <a:ext cx="2848953" cy="2170375"/>
+                      <a:ext cx="5074136" cy="3904476"/>
                     </a:xfrm>
                     <a:prstGeom prst="rect">
                       <a:avLst/>
@@ -204,24 +154,36 @@
           <w:rFonts w:ascii="Times New Roman" w:hAnsi="Times New Roman" w:cs="Times New Roman"/>
         </w:rPr>
       </w:pPr>
-    </w:p>
-    <w:p>
-      <w:pPr>
-        <w:rPr>
-          <w:rFonts w:ascii="Times New Roman" w:hAnsi="Times New Roman" w:cs="Times New Roman"/>
-        </w:rPr>
-      </w:pPr>
-      <w:r>
-        <w:rPr>
-          <w:rFonts w:ascii="Times New Roman" w:hAnsi="Times New Roman" w:cs="Times New Roman"/>
-          <w:noProof/>
-        </w:rPr>
-        <w:lastRenderedPageBreak/>
+      <w:r>
+        <w:rPr>
+          <w:rFonts w:ascii="Times New Roman" w:hAnsi="Times New Roman" w:cs="Times New Roman"/>
+        </w:rPr>
+        <w:t>Biểu đồ giá trị Interval với chu kỳ X = 10^5(ns)</w:t>
+      </w:r>
+    </w:p>
+    <w:p>
+      <w:pPr>
+        <w:rPr>
+          <w:rFonts w:ascii="Times New Roman" w:hAnsi="Times New Roman" w:cs="Times New Roman"/>
+        </w:rPr>
+      </w:pPr>
+    </w:p>
+    <w:p>
+      <w:pPr>
+        <w:jc w:val="center"/>
+        <w:rPr>
+          <w:rFonts w:ascii="Times New Roman" w:hAnsi="Times New Roman" w:cs="Times New Roman"/>
+        </w:rPr>
+      </w:pPr>
+      <w:r>
+        <w:rPr>
+          <w:rFonts w:ascii="Times New Roman" w:hAnsi="Times New Roman" w:cs="Times New Roman"/>
+        </w:rPr>
         <w:drawing>
-          <wp:inline distT="0" distB="0" distL="0" distR="0" wp14:anchorId="6BAA68D5" wp14:editId="790D0F5C">
-            <wp:extent cx="5421028" cy="4617720"/>
-            <wp:effectExtent l="0" t="0" r="8255" b="0"/>
-            <wp:docPr id="7" name="Picture 7"/>
+          <wp:inline distT="0" distB="0" distL="0" distR="0" wp14:anchorId="61D01D78" wp14:editId="121DE872">
+            <wp:extent cx="4015740" cy="3021811"/>
+            <wp:effectExtent l="0" t="0" r="3810" b="7620"/>
+            <wp:docPr id="4" name="Picture 4"/>
             <wp:cNvGraphicFramePr>
               <a:graphicFrameLocks xmlns:a="http://schemas.openxmlformats.org/drawingml/2006/main" noChangeAspect="1"/>
             </wp:cNvGraphicFramePr>
@@ -241,7 +203,7 @@
                   <pic:spPr>
                     <a:xfrm>
                       <a:off x="0" y="0"/>
-                      <a:ext cx="5425369" cy="4621418"/>
+                      <a:ext cx="4024754" cy="3028594"/>
                     </a:xfrm>
                     <a:prstGeom prst="rect">
                       <a:avLst/>
@@ -265,78 +227,26 @@
         <w:rPr>
           <w:rFonts w:ascii="Times New Roman" w:hAnsi="Times New Roman" w:cs="Times New Roman"/>
         </w:rPr>
-        <w:t>Biểu đồ giá trị Interval với chu kỳ X = 10^5(ns)</w:t>
-      </w:r>
-    </w:p>
-    <w:p>
-      <w:pPr>
-        <w:rPr>
-          <w:rFonts w:ascii="Times New Roman" w:hAnsi="Times New Roman" w:cs="Times New Roman"/>
-        </w:rPr>
-      </w:pPr>
-    </w:p>
-    <w:p>
-      <w:pPr>
-        <w:rPr>
-          <w:rFonts w:ascii="Times New Roman" w:hAnsi="Times New Roman" w:cs="Times New Roman"/>
-        </w:rPr>
-      </w:pPr>
-      <w:r>
-        <w:rPr>
-          <w:rFonts w:ascii="Times New Roman" w:hAnsi="Times New Roman" w:cs="Times New Roman"/>
-        </w:rPr>
-        <w:t>Đánh giá:</w:t>
-      </w:r>
-      <w:r>
-        <w:rPr>
-          <w:rFonts w:ascii="Times New Roman" w:hAnsi="Times New Roman" w:cs="Times New Roman"/>
-        </w:rPr>
-        <w:t xml:space="preserve"> Nhìn vào đồ thị ta nhận thấy có 2 khoảng giá trị phổ biến đó là </w:t>
-      </w:r>
-      <w:r>
-        <w:rPr>
-          <w:rFonts w:ascii="Times New Roman" w:hAnsi="Times New Roman" w:cs="Times New Roman"/>
-        </w:rPr>
-        <w:t xml:space="preserve">đỉnh </w:t>
-      </w:r>
-      <w:r>
-        <w:rPr>
-          <w:rFonts w:ascii="Times New Roman" w:hAnsi="Times New Roman" w:cs="Times New Roman"/>
-        </w:rPr>
-        <w:t xml:space="preserve">1.2x10^6(ns) và </w:t>
-      </w:r>
-      <w:r>
-        <w:rPr>
-          <w:rFonts w:ascii="Times New Roman" w:hAnsi="Times New Roman" w:cs="Times New Roman"/>
-        </w:rPr>
-        <w:t xml:space="preserve">đáy 0.4x10^6(ns). Đồng thời các giá trị đỉnh 1.2x10^6(ns) chiếm phần đa giá trị. Từ đó cho thấy với chu kỳ </w:t>
-      </w:r>
-      <w:r>
-        <w:rPr>
-          <w:rFonts w:ascii="Times New Roman" w:hAnsi="Times New Roman" w:cs="Times New Roman"/>
-        </w:rPr>
-        <w:br/>
-        <w:t>X = 10^5(ns) thì giá trị các interval không khớp chút nào. Tuy nhiên các giá trị đỉnh khá ổn định.</w:t>
-      </w:r>
-    </w:p>
-    <w:p>
-      <w:pPr>
-        <w:jc w:val="center"/>
-        <w:rPr>
-          <w:rFonts w:ascii="Times New Roman" w:hAnsi="Times New Roman" w:cs="Times New Roman"/>
-        </w:rPr>
-      </w:pPr>
-      <w:r>
-        <w:rPr>
-          <w:rFonts w:ascii="Times New Roman" w:hAnsi="Times New Roman" w:cs="Times New Roman"/>
-          <w:noProof/>
+        <w:t>Biểu đồ giá trị Interval với chu kỳ X = 10^4(ns)</w:t>
+      </w:r>
+    </w:p>
+    <w:p>
+      <w:pPr>
+        <w:jc w:val="center"/>
+        <w:rPr>
+          <w:rFonts w:ascii="Times New Roman" w:hAnsi="Times New Roman" w:cs="Times New Roman"/>
+        </w:rPr>
+      </w:pPr>
+      <w:r>
+        <w:rPr>
+          <w:rFonts w:ascii="Times New Roman" w:hAnsi="Times New Roman" w:cs="Times New Roman"/>
         </w:rPr>
         <w:lastRenderedPageBreak/>
         <w:drawing>
-          <wp:inline distT="0" distB="0" distL="0" distR="0" wp14:anchorId="17FAB013" wp14:editId="451C1EC3">
-            <wp:extent cx="4236720" cy="3627918"/>
-            <wp:effectExtent l="0" t="0" r="0" b="0"/>
-            <wp:docPr id="8" name="Picture 8"/>
+          <wp:inline distT="0" distB="0" distL="0" distR="0" wp14:anchorId="3B181F1D" wp14:editId="50AA5E8C">
+            <wp:extent cx="4434840" cy="3256607"/>
+            <wp:effectExtent l="0" t="0" r="3810" b="1270"/>
+            <wp:docPr id="5" name="Picture 5"/>
             <wp:cNvGraphicFramePr>
               <a:graphicFrameLocks xmlns:a="http://schemas.openxmlformats.org/drawingml/2006/main" noChangeAspect="1"/>
             </wp:cNvGraphicFramePr>
@@ -356,7 +266,7 @@
                   <pic:spPr>
                     <a:xfrm>
                       <a:off x="0" y="0"/>
-                      <a:ext cx="4249556" cy="3638909"/>
+                      <a:ext cx="4452819" cy="3269809"/>
                     </a:xfrm>
                     <a:prstGeom prst="rect">
                       <a:avLst/>
@@ -380,94 +290,25 @@
         <w:rPr>
           <w:rFonts w:ascii="Times New Roman" w:hAnsi="Times New Roman" w:cs="Times New Roman"/>
         </w:rPr>
-        <w:t>Biểu đồ giá trị Interval với chu kỳ X = 10^4(ns)</w:t>
-      </w:r>
-    </w:p>
-    <w:p>
-      <w:pPr>
-        <w:rPr>
-          <w:rFonts w:ascii="Times New Roman" w:hAnsi="Times New Roman" w:cs="Times New Roman"/>
-        </w:rPr>
-      </w:pPr>
-      <w:r>
-        <w:rPr>
-          <w:rFonts w:ascii="Times New Roman" w:hAnsi="Times New Roman" w:cs="Times New Roman"/>
-        </w:rPr>
-        <w:t>Đánh giá:</w:t>
-      </w:r>
-      <w:r>
-        <w:rPr>
-          <w:rFonts w:ascii="Times New Roman" w:hAnsi="Times New Roman" w:cs="Times New Roman"/>
-        </w:rPr>
-        <w:t xml:space="preserve"> Nhìn vào đồ thị ta nhận thấy ngay các giá trị của interval khá ổn định và đạt giá trị</w:t>
-      </w:r>
-      <w:r>
-        <w:rPr>
-          <w:rFonts w:ascii="Times New Roman" w:hAnsi="Times New Roman" w:cs="Times New Roman"/>
-        </w:rPr>
-        <w:t xml:space="preserve"> 1.1</w:t>
-      </w:r>
-      <w:r>
-        <w:rPr>
-          <w:rFonts w:ascii="Times New Roman" w:hAnsi="Times New Roman" w:cs="Times New Roman"/>
-        </w:rPr>
-        <w:t>x10^6(ns), mặc dù có đáy với giá trị 0.3x10^6(ns)</w:t>
-      </w:r>
-      <w:r>
-        <w:rPr>
-          <w:rFonts w:ascii="Times New Roman" w:hAnsi="Times New Roman" w:cs="Times New Roman"/>
-        </w:rPr>
-        <w:t xml:space="preserve"> và có một vài</w:t>
-      </w:r>
-      <w:r>
-        <w:rPr>
-          <w:rFonts w:ascii="Times New Roman" w:hAnsi="Times New Roman" w:cs="Times New Roman"/>
-        </w:rPr>
-        <w:t xml:space="preserve"> spike cao </w:t>
-      </w:r>
-      <w:r>
-        <w:rPr>
-          <w:rFonts w:ascii="Times New Roman" w:hAnsi="Times New Roman" w:cs="Times New Roman"/>
-        </w:rPr>
-        <w:t xml:space="preserve">thậm chí cao đột biến lên tới 9x10^6(ns). </w:t>
-      </w:r>
-      <w:r>
-        <w:rPr>
-          <w:rFonts w:ascii="Times New Roman" w:hAnsi="Times New Roman" w:cs="Times New Roman"/>
-        </w:rPr>
-        <w:t>Nhưng nhìn chung biểu đồ giá trị interval khá ổn định</w:t>
-      </w:r>
-      <w:r>
-        <w:rPr>
-          <w:rFonts w:ascii="Times New Roman" w:hAnsi="Times New Roman" w:cs="Times New Roman"/>
-        </w:rPr>
-        <w:t xml:space="preserve"> ở mức giá trị 1.1x10^6(ns)</w:t>
-      </w:r>
-      <w:r>
-        <w:rPr>
-          <w:rFonts w:ascii="Times New Roman" w:hAnsi="Times New Roman" w:cs="Times New Roman"/>
-        </w:rPr>
-        <w:t>.</w:t>
-      </w:r>
-    </w:p>
-    <w:p>
-      <w:pPr>
-        <w:jc w:val="center"/>
-        <w:rPr>
-          <w:rFonts w:ascii="Times New Roman" w:hAnsi="Times New Roman" w:cs="Times New Roman"/>
-        </w:rPr>
-      </w:pPr>
-      <w:r>
-        <w:rPr>
-          <w:rFonts w:ascii="Times New Roman" w:hAnsi="Times New Roman" w:cs="Times New Roman"/>
-          <w:noProof/>
-        </w:rPr>
-        <w:lastRenderedPageBreak/>
+        <w:t>Biểu đồ giá trị Interval với chu kỳ X = 10^3(ns)</w:t>
+      </w:r>
+    </w:p>
+    <w:p>
+      <w:pPr>
+        <w:jc w:val="center"/>
+        <w:rPr>
+          <w:rFonts w:ascii="Times New Roman" w:hAnsi="Times New Roman" w:cs="Times New Roman"/>
+        </w:rPr>
+      </w:pPr>
+      <w:r>
+        <w:rPr>
+          <w:rFonts w:ascii="Times New Roman" w:hAnsi="Times New Roman" w:cs="Times New Roman"/>
+        </w:rPr>
         <w:drawing>
-          <wp:inline distT="0" distB="0" distL="0" distR="0" wp14:anchorId="201A5971" wp14:editId="3C20569A">
-            <wp:extent cx="4892884" cy="4160520"/>
-            <wp:effectExtent l="0" t="0" r="3175" b="0"/>
-            <wp:docPr id="9" name="Picture 9"/>
+          <wp:inline distT="0" distB="0" distL="0" distR="0" wp14:anchorId="6C56C543" wp14:editId="7DCCDCDC">
+            <wp:extent cx="4587240" cy="3366988"/>
+            <wp:effectExtent l="0" t="0" r="3810" b="5080"/>
+            <wp:docPr id="6" name="Picture 6"/>
             <wp:cNvGraphicFramePr>
               <a:graphicFrameLocks xmlns:a="http://schemas.openxmlformats.org/drawingml/2006/main" noChangeAspect="1"/>
             </wp:cNvGraphicFramePr>
@@ -487,7 +328,7 @@
                   <pic:spPr>
                     <a:xfrm>
                       <a:off x="0" y="0"/>
-                      <a:ext cx="4897485" cy="4164432"/>
+                      <a:ext cx="4600223" cy="3376518"/>
                     </a:xfrm>
                     <a:prstGeom prst="rect">
                       <a:avLst/>
@@ -511,102 +352,6 @@
         <w:rPr>
           <w:rFonts w:ascii="Times New Roman" w:hAnsi="Times New Roman" w:cs="Times New Roman"/>
         </w:rPr>
-        <w:t>Biểu đồ giá trị Interval với chu kỳ X = 10^3(ns)</w:t>
-      </w:r>
-    </w:p>
-    <w:p>
-      <w:pPr>
-        <w:rPr>
-          <w:rFonts w:ascii="Times New Roman" w:hAnsi="Times New Roman" w:cs="Times New Roman"/>
-        </w:rPr>
-      </w:pPr>
-    </w:p>
-    <w:p>
-      <w:pPr>
-        <w:rPr>
-          <w:rFonts w:ascii="Times New Roman" w:hAnsi="Times New Roman" w:cs="Times New Roman"/>
-        </w:rPr>
-      </w:pPr>
-      <w:r>
-        <w:rPr>
-          <w:rFonts w:ascii="Times New Roman" w:hAnsi="Times New Roman" w:cs="Times New Roman"/>
-        </w:rPr>
-        <w:t>Đánh giá:</w:t>
-      </w:r>
-      <w:r>
-        <w:rPr>
-          <w:rFonts w:ascii="Times New Roman" w:hAnsi="Times New Roman" w:cs="Times New Roman"/>
-        </w:rPr>
-        <w:t xml:space="preserve"> Đồ thị </w:t>
-      </w:r>
-      <w:r>
-        <w:rPr>
-          <w:rFonts w:ascii="Times New Roman" w:hAnsi="Times New Roman" w:cs="Times New Roman"/>
-        </w:rPr>
-        <w:t>có giá trị phổ biến là 2x10^5(ns), cùng với đó là một vài sỉnh spike với giá trị khoảng 1.1x10^6(ns). Điều đó cho thấy với chu kỳ X = 10^3(ns) đã giảm được interval đi so với các chu kỳ X lớn hơn trước đó, tuy nhiên giá trị interval lại vẫn chưa được như mong đợi theo giá trị của chu kỳ X.</w:t>
-      </w:r>
-    </w:p>
-    <w:p>
-      <w:pPr>
-        <w:jc w:val="center"/>
-        <w:rPr>
-          <w:rFonts w:ascii="Times New Roman" w:hAnsi="Times New Roman" w:cs="Times New Roman"/>
-        </w:rPr>
-      </w:pPr>
-      <w:r>
-        <w:rPr>
-          <w:rFonts w:ascii="Times New Roman" w:hAnsi="Times New Roman" w:cs="Times New Roman"/>
-          <w:noProof/>
-        </w:rPr>
-        <w:lastRenderedPageBreak/>
-        <w:drawing>
-          <wp:inline distT="0" distB="0" distL="0" distR="0" wp14:anchorId="449CBD2C" wp14:editId="6C48B195">
-            <wp:extent cx="4351020" cy="3266879"/>
-            <wp:effectExtent l="0" t="0" r="0" b="0"/>
-            <wp:docPr id="10" name="Picture 10"/>
-            <wp:cNvGraphicFramePr>
-              <a:graphicFrameLocks xmlns:a="http://schemas.openxmlformats.org/drawingml/2006/main" noChangeAspect="1"/>
-            </wp:cNvGraphicFramePr>
-            <a:graphic xmlns:a="http://schemas.openxmlformats.org/drawingml/2006/main">
-              <a:graphicData uri="http://schemas.openxmlformats.org/drawingml/2006/picture">
-                <pic:pic xmlns:pic="http://schemas.openxmlformats.org/drawingml/2006/picture">
-                  <pic:nvPicPr>
-                    <pic:cNvPr id="1" name=""/>
-                    <pic:cNvPicPr/>
-                  </pic:nvPicPr>
-                  <pic:blipFill>
-                    <a:blip r:embed="rId9"/>
-                    <a:stretch>
-                      <a:fillRect/>
-                    </a:stretch>
-                  </pic:blipFill>
-                  <pic:spPr>
-                    <a:xfrm>
-                      <a:off x="0" y="0"/>
-                      <a:ext cx="4360326" cy="3273866"/>
-                    </a:xfrm>
-                    <a:prstGeom prst="rect">
-                      <a:avLst/>
-                    </a:prstGeom>
-                  </pic:spPr>
-                </pic:pic>
-              </a:graphicData>
-            </a:graphic>
-          </wp:inline>
-        </w:drawing>
-      </w:r>
-    </w:p>
-    <w:p>
-      <w:pPr>
-        <w:jc w:val="center"/>
-        <w:rPr>
-          <w:rFonts w:ascii="Times New Roman" w:hAnsi="Times New Roman" w:cs="Times New Roman"/>
-        </w:rPr>
-      </w:pPr>
-      <w:r>
-        <w:rPr>
-          <w:rFonts w:ascii="Times New Roman" w:hAnsi="Times New Roman" w:cs="Times New Roman"/>
-        </w:rPr>
         <w:t>Biểu đồ giá trị Interval với chu kỳ</w:t>
       </w:r>
       <w:r>
@@ -620,43 +365,6 @@
           <w:rFonts w:ascii="Times New Roman" w:hAnsi="Times New Roman" w:cs="Times New Roman"/>
         </w:rPr>
         <w:t>(ns)</w:t>
-      </w:r>
-    </w:p>
-    <w:p>
-      <w:pPr>
-        <w:rPr>
-          <w:rFonts w:ascii="Times New Roman" w:hAnsi="Times New Roman" w:cs="Times New Roman"/>
-        </w:rPr>
-      </w:pPr>
-      <w:r>
-        <w:rPr>
-          <w:rFonts w:ascii="Times New Roman" w:hAnsi="Times New Roman" w:cs="Times New Roman"/>
-        </w:rPr>
-        <w:t>Đánh giá:</w:t>
-      </w:r>
-      <w:r>
-        <w:rPr>
-          <w:rFonts w:ascii="Times New Roman" w:hAnsi="Times New Roman" w:cs="Times New Roman"/>
-        </w:rPr>
-        <w:t xml:space="preserve"> Đồ thị có </w:t>
-      </w:r>
-      <w:r>
-        <w:rPr>
-          <w:rFonts w:ascii="Times New Roman" w:hAnsi="Times New Roman" w:cs="Times New Roman"/>
-        </w:rPr>
-        <w:t xml:space="preserve">khoảng </w:t>
-      </w:r>
-      <w:r>
-        <w:rPr>
-          <w:rFonts w:ascii="Times New Roman" w:hAnsi="Times New Roman" w:cs="Times New Roman"/>
-        </w:rPr>
-        <w:t>giá trị phổ biế</w:t>
-      </w:r>
-      <w:r>
-        <w:rPr>
-          <w:rFonts w:ascii="Times New Roman" w:hAnsi="Times New Roman" w:cs="Times New Roman"/>
-        </w:rPr>
-        <w:t>n là 1.2x10^5(ns) đến 2x10^5(ns), cùng với đó là một vài spike có giá trị 10^6(ns). Điều này cho thấy việc giảm chu kỳ X từ 10^3(ns) về 10^2(ns) có làm thay đổi giá trị của interval, tuy nhiên khoảng giá trị của interval vẫn nằm trong khoảng 10^5(ns).</w:t>
       </w:r>
     </w:p>
     <w:p>
@@ -682,6 +390,7 @@
       <w:pPr>
         <w:rPr>
           <w:rFonts w:ascii="Times New Roman" w:hAnsi="Times New Roman" w:cs="Times New Roman"/>
+          <w:i/>
           <w:sz w:val="28"/>
           <w:szCs w:val="28"/>
         </w:rPr>
@@ -692,48 +401,51 @@
           <w:sz w:val="28"/>
           <w:szCs w:val="28"/>
         </w:rPr>
-        <w:t xml:space="preserve">- Với chu kỳ X </w:t>
-      </w:r>
-      <w:r>
-        <w:rPr>
-          <w:rFonts w:ascii="Times New Roman" w:hAnsi="Times New Roman" w:cs="Times New Roman"/>
+        <w:t xml:space="preserve">- Hệ thống đã hoạt động chính xác 100% việc lấy mẫu theo chu kỳ X, điều này được dẫn đến từ việc xử dụng </w:t>
+      </w:r>
+      <w:r>
+        <w:rPr>
+          <w:rFonts w:ascii="Times New Roman" w:hAnsi="Times New Roman" w:cs="Times New Roman"/>
+          <w:i/>
           <w:sz w:val="28"/>
           <w:szCs w:val="28"/>
         </w:rPr>
-        <w:t>giảm dần thì hệ thống cho ra khoảng giá trị của interval giảm dần đi, tuy nhiên giá trị của chu kỳ X vẫn lớn hơn rất nhiều so với giá trị của interval.</w:t>
-      </w:r>
-    </w:p>
-    <w:p>
-      <w:pPr>
+        <w:t>clock_nanosleep()</w:t>
+      </w:r>
+      <w:r>
         <w:rPr>
           <w:rFonts w:ascii="Times New Roman" w:hAnsi="Times New Roman" w:cs="Times New Roman"/>
           <w:sz w:val="28"/>
           <w:szCs w:val="28"/>
         </w:rPr>
-      </w:pPr>
-      <w:r>
-        <w:rPr>
-          <w:rFonts w:ascii="Times New Roman" w:hAnsi="Times New Roman" w:cs="Times New Roman"/>
+        <w:t xml:space="preserve">, hàm này cho phép ta thực hiện việc sleep với độ phân giải cao, từ đó đảm bảo độ chính xác với đơn vị thời gian nano tốt hơn </w:t>
+      </w:r>
+      <w:r>
+        <w:rPr>
+          <w:rFonts w:ascii="Times New Roman" w:hAnsi="Times New Roman" w:cs="Times New Roman"/>
+          <w:i/>
           <w:sz w:val="28"/>
           <w:szCs w:val="28"/>
         </w:rPr>
-        <w:t>- Việc interval gần như giữ giá trị ở khoảng 1.2x10^6(ns)</w:t>
-      </w:r>
-      <w:r>
+        <w:t>nano_sleep()</w:t>
+      </w:r>
+    </w:p>
+    <w:p>
+      <w:pPr>
         <w:rPr>
           <w:rFonts w:ascii="Times New Roman" w:hAnsi="Times New Roman" w:cs="Times New Roman"/>
           <w:sz w:val="28"/>
           <w:szCs w:val="28"/>
         </w:rPr>
-        <w:t xml:space="preserve"> hay từ 1.2x10^5(ns) đến 2x10^5(ns)</w:t>
-      </w:r>
+      </w:pPr>
       <w:r>
         <w:rPr>
           <w:rFonts w:ascii="Times New Roman" w:hAnsi="Times New Roman" w:cs="Times New Roman"/>
           <w:sz w:val="28"/>
           <w:szCs w:val="28"/>
         </w:rPr>
-        <w:t xml:space="preserve"> mà không phụ thuộc chu kỳ lấy mẫu, nguyên nhân có thể là do việc </w:t>
+        <w:lastRenderedPageBreak/>
+        <w:t xml:space="preserve">- </w:t>
       </w:r>
       <w:r>
         <w:rPr>
@@ -741,7 +453,26 @@
           <w:sz w:val="28"/>
           <w:szCs w:val="28"/>
         </w:rPr>
-        <w:t xml:space="preserve">sử dụng mutex để lock dữ liệu, với chu kỳ X càng nhỏ thì thời gian xử lý lại càng nhanh mà lượng câu lệnh vẫn như cũ làm cho việc lấy mẫu không thể đúng như mong đợi. </w:t>
+        <w:t>Đồng thời thay vì việc ghi dữ liệu liên tục qua I/O và việc bắn signal (cond_variable) liên tục để ghi dữ liệu. Ta sẽ sử dụng 1 buffer dùng chung cho việc ghi dữ liệu từ thread sampling, khi ghi đầy dữ liệu trong buffer hoặc sang chu kỳ X mới thì khi đó ta mới thực hiện ghi dữ liệu vào trong thread logging. Từ đó giảm nhiều việc đọc ghi I/O không cần thiết và việc bắn signal và chờ đợi signal.</w:t>
+      </w:r>
+      <w:bookmarkStart w:id="0" w:name="_GoBack"/>
+      <w:bookmarkEnd w:id="0"/>
+    </w:p>
+    <w:p>
+      <w:pPr>
+        <w:rPr>
+          <w:rFonts w:ascii="Times New Roman" w:hAnsi="Times New Roman" w:cs="Times New Roman"/>
+          <w:sz w:val="28"/>
+          <w:szCs w:val="28"/>
+        </w:rPr>
+      </w:pPr>
+      <w:r>
+        <w:rPr>
+          <w:rFonts w:ascii="Times New Roman" w:hAnsi="Times New Roman" w:cs="Times New Roman"/>
+          <w:sz w:val="28"/>
+          <w:szCs w:val="28"/>
+        </w:rPr>
+        <w:t xml:space="preserve"> </w:t>
       </w:r>
     </w:p>
     <w:sectPr>

--- a/Đánh giá kết quả.docx
+++ b/Đánh giá kết quả.docx
@@ -30,6 +30,7 @@
       <w:r>
         <w:rPr>
           <w:rFonts w:ascii="Times New Roman" w:hAnsi="Times New Roman" w:cs="Times New Roman"/>
+          <w:noProof/>
         </w:rPr>
         <w:drawing>
           <wp:inline distT="0" distB="0" distL="0" distR="0" wp14:anchorId="334B318A" wp14:editId="49C01932">
@@ -108,6 +109,7 @@
       <w:r>
         <w:rPr>
           <w:rFonts w:ascii="Times New Roman" w:hAnsi="Times New Roman" w:cs="Times New Roman"/>
+          <w:noProof/>
         </w:rPr>
         <w:lastRenderedPageBreak/>
         <w:drawing>
@@ -178,6 +180,7 @@
       <w:r>
         <w:rPr>
           <w:rFonts w:ascii="Times New Roman" w:hAnsi="Times New Roman" w:cs="Times New Roman"/>
+          <w:noProof/>
         </w:rPr>
         <w:drawing>
           <wp:inline distT="0" distB="0" distL="0" distR="0" wp14:anchorId="61D01D78" wp14:editId="121DE872">
@@ -240,6 +243,7 @@
       <w:r>
         <w:rPr>
           <w:rFonts w:ascii="Times New Roman" w:hAnsi="Times New Roman" w:cs="Times New Roman"/>
+          <w:noProof/>
         </w:rPr>
         <w:lastRenderedPageBreak/>
         <w:drawing>
@@ -303,6 +307,7 @@
       <w:r>
         <w:rPr>
           <w:rFonts w:ascii="Times New Roman" w:hAnsi="Times New Roman" w:cs="Times New Roman"/>
+          <w:noProof/>
         </w:rPr>
         <w:drawing>
           <wp:inline distT="0" distB="0" distL="0" distR="0" wp14:anchorId="6C56C543" wp14:editId="7DCCDCDC">
@@ -453,10 +458,34 @@
           <w:sz w:val="28"/>
           <w:szCs w:val="28"/>
         </w:rPr>
-        <w:t>Đồng thời thay vì việc ghi dữ liệu liên tục qua I/O và việc bắn signal (cond_variable) liên tục để ghi dữ liệu. Ta sẽ sử dụng 1 buffer dùng chung cho việc ghi dữ liệu từ thread sampling, khi ghi đầy dữ liệu trong buffer hoặc sang chu kỳ X mới thì khi đó ta mới thực hiện ghi dữ liệu vào trong thread logging. Từ đó giảm nhiều việc đọc ghi I/O không cần thiết và việc bắn signal và chờ đợi signal.</w:t>
+        <w:t>Đồng thời thay vì việc ghi dữ liệu liên tục qua I/O và việc bắn signal (cond_variable) liên tục để ghi dữ liệu. Ta sẽ sử dụng 1 buffer dùng chung cho việc ghi dữ liệu từ</w:t>
+      </w:r>
+      <w:r>
+        <w:rPr>
+          <w:rFonts w:ascii="Times New Roman" w:hAnsi="Times New Roman" w:cs="Times New Roman"/>
+          <w:sz w:val="28"/>
+          <w:szCs w:val="28"/>
+        </w:rPr>
+        <w:t xml:space="preserve"> thread sample</w:t>
+      </w:r>
+      <w:r>
+        <w:rPr>
+          <w:rFonts w:ascii="Times New Roman" w:hAnsi="Times New Roman" w:cs="Times New Roman"/>
+          <w:sz w:val="28"/>
+          <w:szCs w:val="28"/>
+        </w:rPr>
+        <w:t>, khi ghi đầy dữ liệu trong buffer hoặc sang chu kỳ X mới thì khi đó ta mới thực hiện ghi dữ liệu vào</w:t>
       </w:r>
       <w:bookmarkStart w:id="0" w:name="_GoBack"/>
       <w:bookmarkEnd w:id="0"/>
+      <w:r>
+        <w:rPr>
+          <w:rFonts w:ascii="Times New Roman" w:hAnsi="Times New Roman" w:cs="Times New Roman"/>
+          <w:sz w:val="28"/>
+          <w:szCs w:val="28"/>
+        </w:rPr>
+        <w:t xml:space="preserve"> trong thread logging. Từ đó giảm nhiều việc đọc ghi I/O không cần thiết và việc bắn signal và chờ đợi signal.</w:t>
+      </w:r>
     </w:p>
     <w:p>
       <w:pPr>

--- a/Đánh giá kết quả.docx
+++ b/Đánh giá kết quả.docx
@@ -30,12 +30,11 @@
       <w:r>
         <w:rPr>
           <w:rFonts w:ascii="Times New Roman" w:hAnsi="Times New Roman" w:cs="Times New Roman"/>
-          <w:noProof/>
         </w:rPr>
         <w:drawing>
-          <wp:inline distT="0" distB="0" distL="0" distR="0" wp14:anchorId="334B318A" wp14:editId="49C01932">
-            <wp:extent cx="4785360" cy="3596943"/>
-            <wp:effectExtent l="0" t="0" r="0" b="3810"/>
+          <wp:inline distT="0" distB="0" distL="0" distR="0" wp14:anchorId="6E6A1D35" wp14:editId="35EC9246">
+            <wp:extent cx="4922520" cy="3735416"/>
+            <wp:effectExtent l="0" t="0" r="0" b="0"/>
             <wp:docPr id="1" name="Picture 1"/>
             <wp:cNvGraphicFramePr>
               <a:graphicFrameLocks xmlns:a="http://schemas.openxmlformats.org/drawingml/2006/main" noChangeAspect="1"/>
@@ -56,7 +55,7 @@
                   <pic:spPr>
                     <a:xfrm>
                       <a:off x="0" y="0"/>
-                      <a:ext cx="4799506" cy="3607576"/>
+                      <a:ext cx="4931312" cy="3742088"/>
                     </a:xfrm>
                     <a:prstGeom prst="rect">
                       <a:avLst/>
@@ -85,6 +84,23 @@
     </w:p>
     <w:p>
       <w:pPr>
+        <w:rPr>
+          <w:rFonts w:ascii="Times New Roman" w:hAnsi="Times New Roman" w:cs="Times New Roman"/>
+          <w:sz w:val="24"/>
+          <w:szCs w:val="24"/>
+        </w:rPr>
+      </w:pPr>
+      <w:r>
+        <w:rPr>
+          <w:rFonts w:ascii="Times New Roman" w:hAnsi="Times New Roman" w:cs="Times New Roman"/>
+          <w:sz w:val="24"/>
+          <w:szCs w:val="24"/>
+        </w:rPr>
+        <w:t>- Nhận xét: Khoảng giá trị của interval rất rộng, kéo dài từ 1x10^4(ns) đến 2.1x10^6(ns). Điều này xảy ra là do việc tích lũy sai số thực tế (actual_ts) với thời gian mong đợi của hệ thống (ts). Thời gian mong đợi (ts) của hệ thống luôn được cộng dồn đều đặn 1 lượng chu kỳ X, còn actual_ts thì được lấy sai thời gian ngủ đông chính xác tới thời gian ts, tuy nhiên có thể do mutex và lập lịch làm cho việc lấy thời gian actual_ts và tính toán bị delay, làm cho sai số dần càng lớn, từ đó gây ra các giá trị lúc cao hơn lúc thấp hơn mong đợi.</w:t>
+      </w:r>
+    </w:p>
+    <w:p>
+      <w:pPr>
         <w:jc w:val="center"/>
         <w:rPr>
           <w:rFonts w:ascii="Times New Roman" w:hAnsi="Times New Roman" w:cs="Times New Roman"/>
@@ -109,14 +125,13 @@
       <w:r>
         <w:rPr>
           <w:rFonts w:ascii="Times New Roman" w:hAnsi="Times New Roman" w:cs="Times New Roman"/>
-          <w:noProof/>
         </w:rPr>
         <w:lastRenderedPageBreak/>
         <w:drawing>
-          <wp:inline distT="0" distB="0" distL="0" distR="0" wp14:anchorId="1E55B403" wp14:editId="1CE289CD">
-            <wp:extent cx="5067300" cy="3899216"/>
-            <wp:effectExtent l="0" t="0" r="0" b="6350"/>
-            <wp:docPr id="3" name="Picture 3"/>
+          <wp:inline distT="0" distB="0" distL="0" distR="0" wp14:anchorId="19009067" wp14:editId="1E59BFAD">
+            <wp:extent cx="4709160" cy="3627326"/>
+            <wp:effectExtent l="0" t="0" r="0" b="0"/>
+            <wp:docPr id="2" name="Picture 2"/>
             <wp:cNvGraphicFramePr>
               <a:graphicFrameLocks xmlns:a="http://schemas.openxmlformats.org/drawingml/2006/main" noChangeAspect="1"/>
             </wp:cNvGraphicFramePr>
@@ -136,7 +151,7 @@
                   <pic:spPr>
                     <a:xfrm>
                       <a:off x="0" y="0"/>
-                      <a:ext cx="5074136" cy="3904476"/>
+                      <a:ext cx="4717720" cy="3633919"/>
                     </a:xfrm>
                     <a:prstGeom prst="rect">
                       <a:avLst/>
@@ -169,6 +184,77 @@
           <w:rFonts w:ascii="Times New Roman" w:hAnsi="Times New Roman" w:cs="Times New Roman"/>
         </w:rPr>
       </w:pPr>
+      <w:r>
+        <w:rPr>
+          <w:rFonts w:ascii="Times New Roman" w:hAnsi="Times New Roman" w:cs="Times New Roman"/>
+          <w:sz w:val="24"/>
+          <w:szCs w:val="24"/>
+        </w:rPr>
+        <w:t>- Nhận xét: Khoảng giá trị củ</w:t>
+      </w:r>
+      <w:r>
+        <w:rPr>
+          <w:rFonts w:ascii="Times New Roman" w:hAnsi="Times New Roman" w:cs="Times New Roman"/>
+          <w:sz w:val="24"/>
+          <w:szCs w:val="24"/>
+        </w:rPr>
+        <w:t>a interval</w:t>
+      </w:r>
+      <w:r>
+        <w:rPr>
+          <w:rFonts w:ascii="Times New Roman" w:hAnsi="Times New Roman" w:cs="Times New Roman"/>
+          <w:sz w:val="24"/>
+          <w:szCs w:val="24"/>
+        </w:rPr>
+        <w:t xml:space="preserve"> kéo dài từ </w:t>
+      </w:r>
+      <w:r>
+        <w:rPr>
+          <w:rFonts w:ascii="Times New Roman" w:hAnsi="Times New Roman" w:cs="Times New Roman"/>
+          <w:sz w:val="24"/>
+          <w:szCs w:val="24"/>
+        </w:rPr>
+        <w:t>3x10^5</w:t>
+      </w:r>
+      <w:r>
+        <w:rPr>
+          <w:rFonts w:ascii="Times New Roman" w:hAnsi="Times New Roman" w:cs="Times New Roman"/>
+          <w:sz w:val="24"/>
+          <w:szCs w:val="24"/>
+        </w:rPr>
+        <w:t>(ns) đế</w:t>
+      </w:r>
+      <w:r>
+        <w:rPr>
+          <w:rFonts w:ascii="Times New Roman" w:hAnsi="Times New Roman" w:cs="Times New Roman"/>
+          <w:sz w:val="24"/>
+          <w:szCs w:val="24"/>
+        </w:rPr>
+        <w:t>n 1.2</w:t>
+      </w:r>
+      <w:r>
+        <w:rPr>
+          <w:rFonts w:ascii="Times New Roman" w:hAnsi="Times New Roman" w:cs="Times New Roman"/>
+          <w:sz w:val="24"/>
+          <w:szCs w:val="24"/>
+        </w:rPr>
+        <w:t xml:space="preserve">x10^6(ns). </w:t>
+      </w:r>
+      <w:r>
+        <w:rPr>
+          <w:rFonts w:ascii="Times New Roman" w:hAnsi="Times New Roman" w:cs="Times New Roman"/>
+          <w:sz w:val="24"/>
+          <w:szCs w:val="24"/>
+        </w:rPr>
+        <w:t>Các giá trị chủ yếu đạt được là 1.2x10^6(ns).</w:t>
+      </w:r>
+    </w:p>
+    <w:p>
+      <w:pPr>
+        <w:rPr>
+          <w:rFonts w:ascii="Times New Roman" w:hAnsi="Times New Roman" w:cs="Times New Roman"/>
+        </w:rPr>
+      </w:pPr>
     </w:p>
     <w:p>
       <w:pPr>
@@ -180,13 +266,12 @@
       <w:r>
         <w:rPr>
           <w:rFonts w:ascii="Times New Roman" w:hAnsi="Times New Roman" w:cs="Times New Roman"/>
-          <w:noProof/>
         </w:rPr>
         <w:drawing>
-          <wp:inline distT="0" distB="0" distL="0" distR="0" wp14:anchorId="61D01D78" wp14:editId="121DE872">
-            <wp:extent cx="4015740" cy="3021811"/>
-            <wp:effectExtent l="0" t="0" r="3810" b="7620"/>
-            <wp:docPr id="4" name="Picture 4"/>
+          <wp:inline distT="0" distB="0" distL="0" distR="0" wp14:anchorId="0B80E736" wp14:editId="133B8B7F">
+            <wp:extent cx="4221480" cy="3176843"/>
+            <wp:effectExtent l="0" t="0" r="7620" b="5080"/>
+            <wp:docPr id="7" name="Picture 7"/>
             <wp:cNvGraphicFramePr>
               <a:graphicFrameLocks xmlns:a="http://schemas.openxmlformats.org/drawingml/2006/main" noChangeAspect="1"/>
             </wp:cNvGraphicFramePr>
@@ -206,7 +291,7 @@
                   <pic:spPr>
                     <a:xfrm>
                       <a:off x="0" y="0"/>
-                      <a:ext cx="4024754" cy="3028594"/>
+                      <a:ext cx="4235997" cy="3187768"/>
                     </a:xfrm>
                     <a:prstGeom prst="rect">
                       <a:avLst/>
@@ -235,6 +320,141 @@
     </w:p>
     <w:p>
       <w:pPr>
+        <w:rPr>
+          <w:rFonts w:ascii="Times New Roman" w:hAnsi="Times New Roman" w:cs="Times New Roman"/>
+        </w:rPr>
+      </w:pPr>
+      <w:r>
+        <w:rPr>
+          <w:rFonts w:ascii="Times New Roman" w:hAnsi="Times New Roman" w:cs="Times New Roman"/>
+          <w:sz w:val="24"/>
+          <w:szCs w:val="24"/>
+        </w:rPr>
+        <w:lastRenderedPageBreak/>
+        <w:t xml:space="preserve">- Nhận xét: Khoảng giá trị </w:t>
+      </w:r>
+      <w:r>
+        <w:rPr>
+          <w:rFonts w:ascii="Times New Roman" w:hAnsi="Times New Roman" w:cs="Times New Roman"/>
+          <w:sz w:val="24"/>
+          <w:szCs w:val="24"/>
+        </w:rPr>
+        <w:t xml:space="preserve">chủ yếu </w:t>
+      </w:r>
+      <w:r>
+        <w:rPr>
+          <w:rFonts w:ascii="Times New Roman" w:hAnsi="Times New Roman" w:cs="Times New Roman"/>
+          <w:sz w:val="24"/>
+          <w:szCs w:val="24"/>
+        </w:rPr>
+        <w:t>củ</w:t>
+      </w:r>
+      <w:r>
+        <w:rPr>
+          <w:rFonts w:ascii="Times New Roman" w:hAnsi="Times New Roman" w:cs="Times New Roman"/>
+          <w:sz w:val="24"/>
+          <w:szCs w:val="24"/>
+        </w:rPr>
+        <w:t>a interval</w:t>
+      </w:r>
+      <w:r>
+        <w:rPr>
+          <w:rFonts w:ascii="Times New Roman" w:hAnsi="Times New Roman" w:cs="Times New Roman"/>
+          <w:sz w:val="24"/>
+          <w:szCs w:val="24"/>
+        </w:rPr>
+        <w:t xml:space="preserve"> kéo dài từ </w:t>
+      </w:r>
+      <w:r>
+        <w:rPr>
+          <w:rFonts w:ascii="Times New Roman" w:hAnsi="Times New Roman" w:cs="Times New Roman"/>
+          <w:sz w:val="24"/>
+          <w:szCs w:val="24"/>
+        </w:rPr>
+        <w:t>6</w:t>
+      </w:r>
+      <w:r>
+        <w:rPr>
+          <w:rFonts w:ascii="Times New Roman" w:hAnsi="Times New Roman" w:cs="Times New Roman"/>
+          <w:sz w:val="24"/>
+          <w:szCs w:val="24"/>
+        </w:rPr>
+        <w:t>x</w:t>
+      </w:r>
+      <w:r>
+        <w:rPr>
+          <w:rFonts w:ascii="Times New Roman" w:hAnsi="Times New Roman" w:cs="Times New Roman"/>
+          <w:sz w:val="24"/>
+          <w:szCs w:val="24"/>
+        </w:rPr>
+        <w:t>10^4</w:t>
+      </w:r>
+      <w:r>
+        <w:rPr>
+          <w:rFonts w:ascii="Times New Roman" w:hAnsi="Times New Roman" w:cs="Times New Roman"/>
+          <w:sz w:val="24"/>
+          <w:szCs w:val="24"/>
+        </w:rPr>
+        <w:t>(ns) đế</w:t>
+      </w:r>
+      <w:r>
+        <w:rPr>
+          <w:rFonts w:ascii="Times New Roman" w:hAnsi="Times New Roman" w:cs="Times New Roman"/>
+          <w:sz w:val="24"/>
+          <w:szCs w:val="24"/>
+        </w:rPr>
+        <w:t xml:space="preserve">n </w:t>
+      </w:r>
+      <w:r>
+        <w:rPr>
+          <w:rFonts w:ascii="Times New Roman" w:hAnsi="Times New Roman" w:cs="Times New Roman"/>
+          <w:sz w:val="24"/>
+          <w:szCs w:val="24"/>
+        </w:rPr>
+        <w:t>2</w:t>
+      </w:r>
+      <w:r>
+        <w:rPr>
+          <w:rFonts w:ascii="Times New Roman" w:hAnsi="Times New Roman" w:cs="Times New Roman"/>
+          <w:sz w:val="24"/>
+          <w:szCs w:val="24"/>
+        </w:rPr>
+        <w:t>x10^5</w:t>
+      </w:r>
+      <w:r>
+        <w:rPr>
+          <w:rFonts w:ascii="Times New Roman" w:hAnsi="Times New Roman" w:cs="Times New Roman"/>
+          <w:sz w:val="24"/>
+          <w:szCs w:val="24"/>
+        </w:rPr>
+        <w:t xml:space="preserve">(ns). </w:t>
+      </w:r>
+      <w:r>
+        <w:rPr>
+          <w:rFonts w:ascii="Times New Roman" w:hAnsi="Times New Roman" w:cs="Times New Roman"/>
+          <w:sz w:val="24"/>
+          <w:szCs w:val="24"/>
+        </w:rPr>
+        <w:t>Các giá trị chủ yếu đạt được là 1.2x10^6(ns).</w:t>
+      </w:r>
+      <w:r>
+        <w:rPr>
+          <w:rFonts w:ascii="Times New Roman" w:hAnsi="Times New Roman" w:cs="Times New Roman"/>
+          <w:sz w:val="24"/>
+          <w:szCs w:val="24"/>
+        </w:rPr>
+        <w:t xml:space="preserve"> Tuy nhiên có nhiều spike đạt giá trị rất lớn, lên đến 4x10^6(ns). Điều này có thể là do những lần mutex đóng lock để thực hiện copy dữ liệu và xuất dữ liệu, làm cho thread bị delay nhiều. Nhưng dải giá trị chủ yếu của interval có giảm khi ta giảm chu kỳ X.</w:t>
+      </w:r>
+    </w:p>
+    <w:p>
+      <w:pPr>
+        <w:rPr>
+          <w:rFonts w:ascii="Times New Roman" w:hAnsi="Times New Roman" w:cs="Times New Roman"/>
+        </w:rPr>
+      </w:pPr>
+    </w:p>
+    <w:p>
+      <w:pPr>
         <w:jc w:val="center"/>
         <w:rPr>
           <w:rFonts w:ascii="Times New Roman" w:hAnsi="Times New Roman" w:cs="Times New Roman"/>
@@ -243,14 +463,12 @@
       <w:r>
         <w:rPr>
           <w:rFonts w:ascii="Times New Roman" w:hAnsi="Times New Roman" w:cs="Times New Roman"/>
-          <w:noProof/>
-        </w:rPr>
-        <w:lastRenderedPageBreak/>
+        </w:rPr>
         <w:drawing>
-          <wp:inline distT="0" distB="0" distL="0" distR="0" wp14:anchorId="3B181F1D" wp14:editId="50AA5E8C">
-            <wp:extent cx="4434840" cy="3256607"/>
-            <wp:effectExtent l="0" t="0" r="3810" b="1270"/>
-            <wp:docPr id="5" name="Picture 5"/>
+          <wp:inline distT="0" distB="0" distL="0" distR="0" wp14:anchorId="726043B0" wp14:editId="16F33D70">
+            <wp:extent cx="4518660" cy="3360611"/>
+            <wp:effectExtent l="0" t="0" r="0" b="0"/>
+            <wp:docPr id="8" name="Picture 8"/>
             <wp:cNvGraphicFramePr>
               <a:graphicFrameLocks xmlns:a="http://schemas.openxmlformats.org/drawingml/2006/main" noChangeAspect="1"/>
             </wp:cNvGraphicFramePr>
@@ -270,7 +488,7 @@
                   <pic:spPr>
                     <a:xfrm>
                       <a:off x="0" y="0"/>
-                      <a:ext cx="4452819" cy="3269809"/>
+                      <a:ext cx="4531126" cy="3369883"/>
                     </a:xfrm>
                     <a:prstGeom prst="rect">
                       <a:avLst/>
@@ -299,6 +517,29 @@
     </w:p>
     <w:p>
       <w:pPr>
+        <w:rPr>
+          <w:rFonts w:ascii="Times New Roman" w:hAnsi="Times New Roman" w:cs="Times New Roman"/>
+        </w:rPr>
+      </w:pPr>
+      <w:r>
+        <w:rPr>
+          <w:rFonts w:ascii="Times New Roman" w:hAnsi="Times New Roman" w:cs="Times New Roman"/>
+          <w:sz w:val="24"/>
+          <w:szCs w:val="24"/>
+        </w:rPr>
+        <w:t xml:space="preserve">- Nhận xét: </w:t>
+      </w:r>
+      <w:r>
+        <w:rPr>
+          <w:rFonts w:ascii="Times New Roman" w:hAnsi="Times New Roman" w:cs="Times New Roman"/>
+          <w:sz w:val="24"/>
+          <w:szCs w:val="24"/>
+        </w:rPr>
+        <w:t>Tương tự như đồ thị trên, đồ thị với X = 10^3(ns) cũng có nhiều spike, thậm chí đạt đỉnh còn có giá trị cao hơn đồ thị trên. Nguyên nhân có thể do chu kỳ X nhỏ, làm sinh ra nhiều dữ liệu hơn trong cùng 1 khoảng thời gian, từ đó việc phải cập nhật tính toán thời gian mới liên tục, liên tục là lock và unlock mutex, chờ tín hiệu signal và việc copy dữ liệu liên tục gây ra việc delay tích lũy càng ngày càng lớn.</w:t>
+      </w:r>
+    </w:p>
+    <w:p>
+      <w:pPr>
         <w:jc w:val="center"/>
         <w:rPr>
           <w:rFonts w:ascii="Times New Roman" w:hAnsi="Times New Roman" w:cs="Times New Roman"/>
@@ -307,13 +548,13 @@
       <w:r>
         <w:rPr>
           <w:rFonts w:ascii="Times New Roman" w:hAnsi="Times New Roman" w:cs="Times New Roman"/>
-          <w:noProof/>
-        </w:rPr>
+        </w:rPr>
+        <w:lastRenderedPageBreak/>
         <w:drawing>
-          <wp:inline distT="0" distB="0" distL="0" distR="0" wp14:anchorId="6C56C543" wp14:editId="7DCCDCDC">
-            <wp:extent cx="4587240" cy="3366988"/>
-            <wp:effectExtent l="0" t="0" r="3810" b="5080"/>
-            <wp:docPr id="6" name="Picture 6"/>
+          <wp:inline distT="0" distB="0" distL="0" distR="0" wp14:anchorId="25F9B7BA" wp14:editId="57F725E5">
+            <wp:extent cx="4526280" cy="3381703"/>
+            <wp:effectExtent l="0" t="0" r="7620" b="9525"/>
+            <wp:docPr id="9" name="Picture 9"/>
             <wp:cNvGraphicFramePr>
               <a:graphicFrameLocks xmlns:a="http://schemas.openxmlformats.org/drawingml/2006/main" noChangeAspect="1"/>
             </wp:cNvGraphicFramePr>
@@ -333,7 +574,7 @@
                   <pic:spPr>
                     <a:xfrm>
                       <a:off x="0" y="0"/>
-                      <a:ext cx="4600223" cy="3376518"/>
+                      <a:ext cx="4549949" cy="3399387"/>
                     </a:xfrm>
                     <a:prstGeom prst="rect">
                       <a:avLst/>
@@ -376,6 +617,76 @@
       <w:pPr>
         <w:rPr>
           <w:rFonts w:ascii="Times New Roman" w:hAnsi="Times New Roman" w:cs="Times New Roman"/>
+        </w:rPr>
+      </w:pPr>
+      <w:r>
+        <w:rPr>
+          <w:rFonts w:ascii="Times New Roman" w:hAnsi="Times New Roman" w:cs="Times New Roman"/>
+          <w:sz w:val="24"/>
+          <w:szCs w:val="24"/>
+        </w:rPr>
+        <w:t xml:space="preserve">- Nhận xét: </w:t>
+      </w:r>
+      <w:r>
+        <w:rPr>
+          <w:rFonts w:ascii="Times New Roman" w:hAnsi="Times New Roman" w:cs="Times New Roman"/>
+          <w:sz w:val="24"/>
+          <w:szCs w:val="24"/>
+        </w:rPr>
+        <w:t>Tương tự như đồ thị trên, đồ thị vớ</w:t>
+      </w:r>
+      <w:r>
+        <w:rPr>
+          <w:rFonts w:ascii="Times New Roman" w:hAnsi="Times New Roman" w:cs="Times New Roman"/>
+          <w:sz w:val="24"/>
+          <w:szCs w:val="24"/>
+        </w:rPr>
+        <w:t>i X = 10^2</w:t>
+      </w:r>
+      <w:r>
+        <w:rPr>
+          <w:rFonts w:ascii="Times New Roman" w:hAnsi="Times New Roman" w:cs="Times New Roman"/>
+          <w:sz w:val="24"/>
+          <w:szCs w:val="24"/>
+        </w:rPr>
+        <w:t>(ns) cũng có nhiề</w:t>
+      </w:r>
+      <w:r>
+        <w:rPr>
+          <w:rFonts w:ascii="Times New Roman" w:hAnsi="Times New Roman" w:cs="Times New Roman"/>
+          <w:sz w:val="24"/>
+          <w:szCs w:val="24"/>
+        </w:rPr>
+        <w:t>u spike và</w:t>
+      </w:r>
+      <w:r>
+        <w:rPr>
+          <w:rFonts w:ascii="Times New Roman" w:hAnsi="Times New Roman" w:cs="Times New Roman"/>
+          <w:sz w:val="24"/>
+          <w:szCs w:val="24"/>
+        </w:rPr>
+        <w:t xml:space="preserve"> đạt đỉnh còn có giá trị cao hơn đồ thị trên. </w:t>
+      </w:r>
+      <w:r>
+        <w:rPr>
+          <w:rFonts w:ascii="Times New Roman" w:hAnsi="Times New Roman" w:cs="Times New Roman"/>
+          <w:sz w:val="24"/>
+          <w:szCs w:val="24"/>
+        </w:rPr>
+        <w:t>Tuy nhiên khoảng giá trị của interval chủ yếu từ 2x10^4(ns) đến 10^5(ns), có suy giảm so với các đồ thị trên</w:t>
+      </w:r>
+    </w:p>
+    <w:p>
+      <w:pPr>
+        <w:rPr>
+          <w:rFonts w:ascii="Times New Roman" w:hAnsi="Times New Roman" w:cs="Times New Roman"/>
+        </w:rPr>
+      </w:pPr>
+    </w:p>
+    <w:p>
+      <w:pPr>
+        <w:rPr>
+          <w:rFonts w:ascii="Times New Roman" w:hAnsi="Times New Roman" w:cs="Times New Roman"/>
           <w:b/>
           <w:sz w:val="28"/>
           <w:szCs w:val="28"/>
@@ -395,7 +706,6 @@
       <w:pPr>
         <w:rPr>
           <w:rFonts w:ascii="Times New Roman" w:hAnsi="Times New Roman" w:cs="Times New Roman"/>
-          <w:i/>
           <w:sz w:val="28"/>
           <w:szCs w:val="28"/>
         </w:rPr>
@@ -406,86 +716,35 @@
           <w:sz w:val="28"/>
           <w:szCs w:val="28"/>
         </w:rPr>
-        <w:t xml:space="preserve">- Hệ thống đã hoạt động chính xác 100% việc lấy mẫu theo chu kỳ X, điều này được dẫn đến từ việc xử dụng </w:t>
-      </w:r>
-      <w:r>
-        <w:rPr>
-          <w:rFonts w:ascii="Times New Roman" w:hAnsi="Times New Roman" w:cs="Times New Roman"/>
-          <w:i/>
+        <w:t xml:space="preserve">- </w:t>
+      </w:r>
+      <w:r>
+        <w:rPr>
+          <w:rFonts w:ascii="Times New Roman" w:hAnsi="Times New Roman" w:cs="Times New Roman"/>
           <w:sz w:val="28"/>
           <w:szCs w:val="28"/>
         </w:rPr>
-        <w:t>clock_nanosleep()</w:t>
-      </w:r>
-      <w:r>
+        <w:t>Với chu kỳ X càng nhỏ, việc liên tục tính toán, chuyển đổi qua các thread, việc dùng mutex và signal nhiều làm cho interval có các giá trị tích lũy sai số lớn gây nên hình thành nhiều spike cao.</w:t>
+      </w:r>
+    </w:p>
+    <w:p>
+      <w:pPr>
         <w:rPr>
           <w:rFonts w:ascii="Times New Roman" w:hAnsi="Times New Roman" w:cs="Times New Roman"/>
           <w:sz w:val="28"/>
           <w:szCs w:val="28"/>
         </w:rPr>
-        <w:t xml:space="preserve">, hàm này cho phép ta thực hiện việc sleep với độ phân giải cao, từ đó đảm bảo độ chính xác với đơn vị thời gian nano tốt hơn </w:t>
-      </w:r>
-      <w:r>
-        <w:rPr>
-          <w:rFonts w:ascii="Times New Roman" w:hAnsi="Times New Roman" w:cs="Times New Roman"/>
-          <w:i/>
+      </w:pPr>
+      <w:r>
+        <w:rPr>
+          <w:rFonts w:ascii="Times New Roman" w:hAnsi="Times New Roman" w:cs="Times New Roman"/>
           <w:sz w:val="28"/>
           <w:szCs w:val="28"/>
         </w:rPr>
-        <w:t>nano_sleep()</w:t>
-      </w:r>
-    </w:p>
-    <w:p>
-      <w:pPr>
-        <w:rPr>
-          <w:rFonts w:ascii="Times New Roman" w:hAnsi="Times New Roman" w:cs="Times New Roman"/>
-          <w:sz w:val="28"/>
-          <w:szCs w:val="28"/>
-        </w:rPr>
-      </w:pPr>
-      <w:r>
-        <w:rPr>
-          <w:rFonts w:ascii="Times New Roman" w:hAnsi="Times New Roman" w:cs="Times New Roman"/>
-          <w:sz w:val="28"/>
-          <w:szCs w:val="28"/>
-        </w:rPr>
-        <w:lastRenderedPageBreak/>
-        <w:t xml:space="preserve">- </w:t>
-      </w:r>
-      <w:r>
-        <w:rPr>
-          <w:rFonts w:ascii="Times New Roman" w:hAnsi="Times New Roman" w:cs="Times New Roman"/>
-          <w:sz w:val="28"/>
-          <w:szCs w:val="28"/>
-        </w:rPr>
-        <w:t>Đồng thời thay vì việc ghi dữ liệu liên tục qua I/O và việc bắn signal (cond_variable) liên tục để ghi dữ liệu. Ta sẽ sử dụng 1 buffer dùng chung cho việc ghi dữ liệu từ</w:t>
-      </w:r>
-      <w:r>
-        <w:rPr>
-          <w:rFonts w:ascii="Times New Roman" w:hAnsi="Times New Roman" w:cs="Times New Roman"/>
-          <w:sz w:val="28"/>
-          <w:szCs w:val="28"/>
-        </w:rPr>
-        <w:t xml:space="preserve"> thread sample</w:t>
-      </w:r>
-      <w:r>
-        <w:rPr>
-          <w:rFonts w:ascii="Times New Roman" w:hAnsi="Times New Roman" w:cs="Times New Roman"/>
-          <w:sz w:val="28"/>
-          <w:szCs w:val="28"/>
-        </w:rPr>
-        <w:t>, khi ghi đầy dữ liệu trong buffer hoặc sang chu kỳ X mới thì khi đó ta mới thực hiện ghi dữ liệu vào</w:t>
+        <w:t>- Tuy nhiên chu kỳ X nhỏ thì khoảng giá trị chủ yếu của interval cũng giảm dần theo X.</w:t>
       </w:r>
       <w:bookmarkStart w:id="0" w:name="_GoBack"/>
       <w:bookmarkEnd w:id="0"/>
-      <w:r>
-        <w:rPr>
-          <w:rFonts w:ascii="Times New Roman" w:hAnsi="Times New Roman" w:cs="Times New Roman"/>
-          <w:sz w:val="28"/>
-          <w:szCs w:val="28"/>
-        </w:rPr>
-        <w:t xml:space="preserve"> trong thread logging. Từ đó giảm nhiều việc đọc ghi I/O không cần thiết và việc bắn signal và chờ đợi signal.</w:t>
-      </w:r>
     </w:p>
     <w:p>
       <w:pPr>
@@ -907,7 +1166,7 @@
   <w:style w:type="paragraph" w:default="1" w:styleId="Normal">
     <w:name w:val="Normal"/>
     <w:qFormat/>
-    <w:rsid w:val="00E07732"/>
+    <w:rsid w:val="00AF08D5"/>
   </w:style>
   <w:style w:type="character" w:default="1" w:styleId="DefaultParagraphFont">
     <w:name w:val="Default Paragraph Font"/>
